--- a/data/FPV Drone Beginner.docx
+++ b/data/FPV Drone Beginner.docx
@@ -24,55 +24,6 @@
           <w:numId w:val="1"/>
         </w:numPr>
       </w:pPr>
-      <w:hyperlink r:id="rId5" w:tgtFrame="__blank" w:history="1">
-        <w:r>
-          <w:rPr>
-            <w:rStyle w:val="Hyperlink"/>
-          </w:rPr>
-          <w:t>Beginner's Guide</w:t>
-        </w:r>
-      </w:hyperlink>
-    </w:p>
-    <w:p>
-      <w:pPr>
-        <w:numPr>
-          <w:ilvl w:val="0"/>
-          <w:numId w:val="1"/>
-        </w:numPr>
-      </w:pPr>
-      <w:r>
-        <w:t>3 months ago</w:t>
-      </w:r>
-    </w:p>
-    <w:p>
-      <w:pPr>
-        <w:numPr>
-          <w:ilvl w:val="0"/>
-          <w:numId w:val="1"/>
-        </w:numPr>
-      </w:pPr>
-      <w:r>
-        <w:t>0</w:t>
-      </w:r>
-    </w:p>
-    <w:p>
-      <w:pPr>
-        <w:numPr>
-          <w:ilvl w:val="0"/>
-          <w:numId w:val="1"/>
-        </w:numPr>
-      </w:pPr>
-      <w:r>
-        <w:t>7.8k</w:t>
-      </w:r>
-    </w:p>
-    <w:p>
-      <w:pPr>
-        <w:numPr>
-          <w:ilvl w:val="0"/>
-          <w:numId w:val="1"/>
-        </w:numPr>
-      </w:pPr>
       <w:r>
         <w:t>Author: Roy Lee</w:t>
       </w:r>
@@ -92,21 +43,13 @@
     </w:p>
     <w:p>
       <w:r>
-        <w:t>Together, let’s take off on this thrilling journey to explore the countless opportunities presented by FPV drone flight! Additionally, if you want to buy FPV parts or FPV drone kits, buy them at the MEPSKING </w:t>
-      </w:r>
-      <w:hyperlink r:id="rId6" w:history="1">
-        <w:r>
-          <w:rPr>
-            <w:rStyle w:val="Hyperlink"/>
-            <w:b/>
-            <w:bCs/>
-          </w:rPr>
-          <w:t>drone shop</w:t>
-        </w:r>
-      </w:hyperlink>
-      <w:r>
-        <w:t>.</w:t>
-      </w:r>
+        <w:t xml:space="preserve">Together, let’s take off on this thrilling journey to explore the countless opportunities presented by FPV drone flight! Additionally, if you want to buy FPV parts or FPV drone kits, buy them at the </w:t>
+      </w:r>
+      <w:proofErr w:type="gramStart"/>
+      <w:r>
+        <w:t>MEPSKING .</w:t>
+      </w:r>
+      <w:proofErr w:type="gramEnd"/>
     </w:p>
     <w:p>
       <w:pPr>
@@ -209,7 +152,6 @@
         </w:numPr>
       </w:pPr>
       <w:r>
-        <w:lastRenderedPageBreak/>
         <w:t>An FPV drone equipped with a low-latency onboard camera</w:t>
       </w:r>
     </w:p>
@@ -248,6 +190,7 @@
     </w:p>
     <w:p>
       <w:r>
+        <w:lastRenderedPageBreak/>
         <w:t>When powered on, the FPV goggles deliver an ultra-low-latency video stream, allowing pilots to react instantly to their surroundings. This real-time feedback is essential for precision flying and is what makes FPV ideal for racing, freestyle tricks, and cinematic flight paths.</w:t>
       </w:r>
     </w:p>
@@ -363,11 +306,7 @@
     </w:p>
     <w:p>
       <w:r>
-        <w:t xml:space="preserve">This culture of open knowledge lowers the learning barrier for beginners and accelerates skill growth at every level. Whether you are building your first quad or refining advanced </w:t>
-      </w:r>
-      <w:r>
-        <w:lastRenderedPageBreak/>
-        <w:t>flight techniques, the FPV ecosystem offers constant opportunities to learn, improve, and connect with other pilots.</w:t>
+        <w:t>This culture of open knowledge lowers the learning barrier for beginners and accelerates skill growth at every level. Whether you are building your first quad or refining advanced flight techniques, the FPV ecosystem offers constant opportunities to learn, improve, and connect with other pilots.</w:t>
       </w:r>
     </w:p>
     <w:p>
@@ -387,12 +326,15 @@
     </w:p>
     <w:p>
       <w:r>
+        <w:rPr>
+          <w:noProof/>
+        </w:rPr>
         <w:lastRenderedPageBreak/>
         <mc:AlternateContent>
           <mc:Choice Requires="wps">
             <w:drawing>
-              <wp:inline distT="0" distB="0" distL="0" distR="0" wp14:anchorId="7457375E" wp14:editId="37EEBC4E">
-                <wp:extent cx="17145000" cy="11430000"/>
+              <wp:inline distT="0" distB="0" distL="0" distR="0" wp14:anchorId="7457375E" wp14:editId="1BE934B5">
+                <wp:extent cx="2813726" cy="1875765"/>
                 <wp:effectExtent l="0" t="0" r="0" b="0"/>
                 <wp:docPr id="817009332" name="Rectangle 28" descr="What is the difference between FPV and normal drones"/>
                 <wp:cNvGraphicFramePr>
@@ -407,7 +349,7 @@
                       <wps:spPr bwMode="auto">
                         <a:xfrm>
                           <a:off x="0" y="0"/>
-                          <a:ext cx="17145000" cy="11430000"/>
+                          <a:ext cx="2813726" cy="1875765"/>
                         </a:xfrm>
                         <a:prstGeom prst="rect">
                           <a:avLst/>
@@ -447,7 +389,7 @@
           </mc:Choice>
           <mc:Fallback>
             <w:pict>
-              <v:rect w14:anchorId="3CFD57D9" id="Rectangle 28" o:spid="_x0000_s1026" alt="What is the difference between FPV and normal drones" style="width:1350pt;height:900pt;visibility:visible;mso-wrap-style:square;mso-left-percent:-10001;mso-top-percent:-10001;mso-position-horizontal:absolute;mso-position-horizontal-relative:char;mso-position-vertical:absolute;mso-position-vertical-relative:line;mso-left-percent:-10001;mso-top-percent:-10001;v-text-anchor:top" o:gfxdata="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" filled="f" stroked="f">
+              <v:rect w14:anchorId="41504BF4" id="Rectangle 28" o:spid="_x0000_s1026" alt="What is the difference between FPV and normal drones" style="width:221.55pt;height:147.7pt;visibility:visible;mso-wrap-style:square;mso-left-percent:-10001;mso-top-percent:-10001;mso-position-horizontal:absolute;mso-position-horizontal-relative:char;mso-position-vertical:absolute;mso-position-vertical-relative:line;mso-left-percent:-10001;mso-top-percent:-10001;v-text-anchor:top" o:gfxdata="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" filled="f" stroked="f">
                 <o:lock v:ext="edit" aspectratio="t"/>
                 <w10:anchorlock/>
               </v:rect>
@@ -457,12 +399,7 @@
       </w:r>
     </w:p>
     <w:p>
-      <w:pPr>
-        <w:rPr>
-          <w:rFonts w:hint="eastAsia"/>
-        </w:rPr>
-      </w:pPr>
-      <w:hyperlink r:id="rId7" w:history="1">
+      <w:hyperlink r:id="rId5" w:history="1">
         <w:r>
           <w:rPr>
             <w:rStyle w:val="Hyperlink"/>
@@ -555,7 +492,7 @@
       <w:r>
         <w:t>In order to get started with FPV, you have to understand </w:t>
       </w:r>
-      <w:hyperlink r:id="rId8" w:history="1">
+      <w:hyperlink r:id="rId6" w:history="1">
         <w:r>
           <w:rPr>
             <w:rStyle w:val="Hyperlink"/>
@@ -594,85 +531,13 @@
         <w:t>Types of FPV Drones Based on Flying Style/Functionality</w:t>
       </w:r>
     </w:p>
-    <w:p>
-      <w:r>
-        <mc:AlternateContent>
-          <mc:Choice Requires="wps">
-            <w:drawing>
-              <wp:inline distT="0" distB="0" distL="0" distR="0" wp14:anchorId="50F417DE" wp14:editId="163D38FA">
-                <wp:extent cx="4445508" cy="2963169"/>
-                <wp:effectExtent l="0" t="0" r="0" b="8890"/>
-                <wp:docPr id="113579641" name="Rectangle 27" descr="types of fpv drone"/>
-                <wp:cNvGraphicFramePr>
-                  <a:graphicFrameLocks xmlns:a="http://schemas.openxmlformats.org/drawingml/2006/main" noChangeAspect="1"/>
-                </wp:cNvGraphicFramePr>
-                <a:graphic xmlns:a="http://schemas.openxmlformats.org/drawingml/2006/main">
-                  <a:graphicData uri="http://schemas.microsoft.com/office/word/2010/wordprocessingShape">
-                    <wps:wsp>
-                      <wps:cNvSpPr>
-                        <a:spLocks noChangeAspect="1" noChangeArrowheads="1"/>
-                      </wps:cNvSpPr>
-                      <wps:spPr bwMode="auto">
-                        <a:xfrm>
-                          <a:off x="0" y="0"/>
-                          <a:ext cx="4445508" cy="2963169"/>
-                        </a:xfrm>
-                        <a:prstGeom prst="rect">
-                          <a:avLst/>
-                        </a:prstGeom>
-                        <a:noFill/>
-                        <a:ln>
-                          <a:noFill/>
-                        </a:ln>
-                        <a:extLst>
-                          <a:ext uri="{909E8E84-426E-40DD-AFC4-6F175D3DCCD1}">
-                            <a14:hiddenFill xmlns:a14="http://schemas.microsoft.com/office/drawing/2010/main">
-                              <a:solidFill>
-                                <a:srgbClr val="FFFFFF"/>
-                              </a:solidFill>
-                            </a14:hiddenFill>
-                          </a:ext>
-                          <a:ext uri="{91240B29-F687-4F45-9708-019B960494DF}">
-                            <a14:hiddenLine xmlns:a14="http://schemas.microsoft.com/office/drawing/2010/main" w="9525">
-                              <a:solidFill>
-                                <a:srgbClr val="000000"/>
-                              </a:solidFill>
-                              <a:miter lim="800000"/>
-                              <a:headEnd/>
-                              <a:tailEnd/>
-                            </a14:hiddenLine>
-                          </a:ext>
-                        </a:extLst>
-                      </wps:spPr>
-                      <wps:bodyPr rot="0" vert="horz" wrap="square" lIns="91440" tIns="45720" rIns="91440" bIns="45720" anchor="t" anchorCtr="0" upright="1">
-                        <a:noAutofit/>
-                      </wps:bodyPr>
-                    </wps:wsp>
-                  </a:graphicData>
-                </a:graphic>
-              </wp:inline>
-            </w:drawing>
-          </mc:Choice>
-          <mc:Fallback>
-            <w:pict>
-              <v:rect w14:anchorId="4DD77CF3" id="Rectangle 27" o:spid="_x0000_s1026" alt="types of fpv drone" style="width:350.05pt;height:233.3pt;visibility:visible;mso-wrap-style:square;mso-left-percent:-10001;mso-top-percent:-10001;mso-position-horizontal:absolute;mso-position-horizontal-relative:char;mso-position-vertical:absolute;mso-position-vertical-relative:line;mso-left-percent:-10001;mso-top-percent:-10001;v-text-anchor:top" o:gfxdata="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" filled="f" stroked="f">
-                <o:lock v:ext="edit" aspectratio="t"/>
-                <w10:anchorlock/>
-              </v:rect>
-            </w:pict>
-          </mc:Fallback>
-        </mc:AlternateContent>
-      </w:r>
-    </w:p>
+    <w:p/>
     <w:p>
       <w:pPr>
         <w:numPr>
           <w:ilvl w:val="0"/>
           <w:numId w:val="5"/>
         </w:numPr>
-        <w:rPr>
-          <w:rFonts w:hint="eastAsia"/>
-        </w:rPr>
       </w:pPr>
       <w:r>
         <w:t>Tiny Whoop: Known for their protective ducts around the blades, they are suitable for indoor flying and beginners.</w:t>
@@ -687,7 +552,6 @@
       </w:pPr>
       <w:proofErr w:type="spellStart"/>
       <w:r>
-        <w:lastRenderedPageBreak/>
         <w:t>Cinewhoop</w:t>
       </w:r>
       <w:proofErr w:type="spellEnd"/>
@@ -703,6 +567,7 @@
         </w:numPr>
       </w:pPr>
       <w:r>
+        <w:lastRenderedPageBreak/>
         <w:t>FPV Racing Drones: The 5-inch model is the most common for racing, fitting for competitions, freestyle performances, or high-definition aerial photography.</w:t>
       </w:r>
     </w:p>
@@ -1523,88 +1388,16 @@
         <w:t>Types of FPV Drones Based on Size</w:t>
       </w:r>
     </w:p>
-    <w:p>
-      <w:r>
-        <w:lastRenderedPageBreak/>
-        <mc:AlternateContent>
-          <mc:Choice Requires="wps">
-            <w:drawing>
-              <wp:inline distT="0" distB="0" distL="0" distR="0" wp14:anchorId="3F449044" wp14:editId="691F138B">
-                <wp:extent cx="4689831" cy="3489824"/>
-                <wp:effectExtent l="0" t="0" r="0" b="0"/>
-                <wp:docPr id="979365256" name="Rectangle 26" descr="types of fpv drone"/>
-                <wp:cNvGraphicFramePr>
-                  <a:graphicFrameLocks xmlns:a="http://schemas.openxmlformats.org/drawingml/2006/main" noChangeAspect="1"/>
-                </wp:cNvGraphicFramePr>
-                <a:graphic xmlns:a="http://schemas.openxmlformats.org/drawingml/2006/main">
-                  <a:graphicData uri="http://schemas.microsoft.com/office/word/2010/wordprocessingShape">
-                    <wps:wsp>
-                      <wps:cNvSpPr>
-                        <a:spLocks noChangeAspect="1" noChangeArrowheads="1"/>
-                      </wps:cNvSpPr>
-                      <wps:spPr bwMode="auto">
-                        <a:xfrm>
-                          <a:off x="0" y="0"/>
-                          <a:ext cx="4689831" cy="3489824"/>
-                        </a:xfrm>
-                        <a:prstGeom prst="rect">
-                          <a:avLst/>
-                        </a:prstGeom>
-                        <a:noFill/>
-                        <a:ln>
-                          <a:noFill/>
-                        </a:ln>
-                        <a:extLst>
-                          <a:ext uri="{909E8E84-426E-40DD-AFC4-6F175D3DCCD1}">
-                            <a14:hiddenFill xmlns:a14="http://schemas.microsoft.com/office/drawing/2010/main">
-                              <a:solidFill>
-                                <a:srgbClr val="FFFFFF"/>
-                              </a:solidFill>
-                            </a14:hiddenFill>
-                          </a:ext>
-                          <a:ext uri="{91240B29-F687-4F45-9708-019B960494DF}">
-                            <a14:hiddenLine xmlns:a14="http://schemas.microsoft.com/office/drawing/2010/main" w="9525">
-                              <a:solidFill>
-                                <a:srgbClr val="000000"/>
-                              </a:solidFill>
-                              <a:miter lim="800000"/>
-                              <a:headEnd/>
-                              <a:tailEnd/>
-                            </a14:hiddenLine>
-                          </a:ext>
-                        </a:extLst>
-                      </wps:spPr>
-                      <wps:bodyPr rot="0" vert="horz" wrap="square" lIns="91440" tIns="45720" rIns="91440" bIns="45720" anchor="t" anchorCtr="0" upright="1">
-                        <a:noAutofit/>
-                      </wps:bodyPr>
-                    </wps:wsp>
-                  </a:graphicData>
-                </a:graphic>
-              </wp:inline>
-            </w:drawing>
-          </mc:Choice>
-          <mc:Fallback>
-            <w:pict>
-              <v:rect w14:anchorId="227DB5D9" id="Rectangle 26" o:spid="_x0000_s1026" alt="types of fpv drone" style="width:369.3pt;height:274.8pt;visibility:visible;mso-wrap-style:square;mso-left-percent:-10001;mso-top-percent:-10001;mso-position-horizontal:absolute;mso-position-horizontal-relative:char;mso-position-vertical:absolute;mso-position-vertical-relative:line;mso-left-percent:-10001;mso-top-percent:-10001;v-text-anchor:top" o:gfxdata="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" filled="f" stroked="f">
-                <o:lock v:ext="edit" aspectratio="t"/>
-                <w10:anchorlock/>
-              </v:rect>
-            </w:pict>
-          </mc:Fallback>
-        </mc:AlternateContent>
-      </w:r>
-    </w:p>
+    <w:p/>
     <w:p>
       <w:pPr>
         <w:numPr>
           <w:ilvl w:val="0"/>
           <w:numId w:val="6"/>
         </w:numPr>
-        <w:rPr>
-          <w:rFonts w:hint="eastAsia"/>
-        </w:rPr>
-      </w:pPr>
-      <w:r>
+      </w:pPr>
+      <w:r>
+        <w:lastRenderedPageBreak/>
         <w:t>Small: Utilizing propellers with diameters less than 4 inches, mainly for indoor or low-wind conditions.</w:t>
       </w:r>
     </w:p>
@@ -2006,7 +1799,6 @@
           <w:b/>
           <w:bCs/>
         </w:rPr>
-        <w:lastRenderedPageBreak/>
         <w:t>BNF (Bind-and-Fly):</w:t>
       </w:r>
       <w:r>
@@ -2059,86 +1851,12 @@
         <w:t>？</w:t>
       </w:r>
     </w:p>
-    <w:p>
-      <w:r>
-        <mc:AlternateContent>
-          <mc:Choice Requires="wps">
-            <w:drawing>
-              <wp:inline distT="0" distB="0" distL="0" distR="0" wp14:anchorId="445F5AC4" wp14:editId="180BF83B">
-                <wp:extent cx="4796866" cy="3197911"/>
-                <wp:effectExtent l="0" t="0" r="0" b="2540"/>
-                <wp:docPr id="412561745" name="Rectangle 25" descr="parts of FPV Drone"/>
-                <wp:cNvGraphicFramePr>
-                  <a:graphicFrameLocks xmlns:a="http://schemas.openxmlformats.org/drawingml/2006/main" noChangeAspect="1"/>
-                </wp:cNvGraphicFramePr>
-                <a:graphic xmlns:a="http://schemas.openxmlformats.org/drawingml/2006/main">
-                  <a:graphicData uri="http://schemas.microsoft.com/office/word/2010/wordprocessingShape">
-                    <wps:wsp>
-                      <wps:cNvSpPr>
-                        <a:spLocks noChangeAspect="1" noChangeArrowheads="1"/>
-                      </wps:cNvSpPr>
-                      <wps:spPr bwMode="auto">
-                        <a:xfrm>
-                          <a:off x="0" y="0"/>
-                          <a:ext cx="4796866" cy="3197911"/>
-                        </a:xfrm>
-                        <a:prstGeom prst="rect">
-                          <a:avLst/>
-                        </a:prstGeom>
-                        <a:noFill/>
-                        <a:ln>
-                          <a:noFill/>
-                        </a:ln>
-                        <a:extLst>
-                          <a:ext uri="{909E8E84-426E-40DD-AFC4-6F175D3DCCD1}">
-                            <a14:hiddenFill xmlns:a14="http://schemas.microsoft.com/office/drawing/2010/main">
-                              <a:solidFill>
-                                <a:srgbClr val="FFFFFF"/>
-                              </a:solidFill>
-                            </a14:hiddenFill>
-                          </a:ext>
-                          <a:ext uri="{91240B29-F687-4F45-9708-019B960494DF}">
-                            <a14:hiddenLine xmlns:a14="http://schemas.microsoft.com/office/drawing/2010/main" w="9525">
-                              <a:solidFill>
-                                <a:srgbClr val="000000"/>
-                              </a:solidFill>
-                              <a:miter lim="800000"/>
-                              <a:headEnd/>
-                              <a:tailEnd/>
-                            </a14:hiddenLine>
-                          </a:ext>
-                        </a:extLst>
-                      </wps:spPr>
-                      <wps:bodyPr rot="0" vert="horz" wrap="square" lIns="91440" tIns="45720" rIns="91440" bIns="45720" anchor="t" anchorCtr="0" upright="1">
-                        <a:noAutofit/>
-                      </wps:bodyPr>
-                    </wps:wsp>
-                  </a:graphicData>
-                </a:graphic>
-              </wp:inline>
-            </w:drawing>
-          </mc:Choice>
-          <mc:Fallback>
-            <w:pict>
-              <v:rect w14:anchorId="5F8975C2" id="Rectangle 25" o:spid="_x0000_s1026" alt="parts of FPV Drone" style="width:377.7pt;height:251.8pt;visibility:visible;mso-wrap-style:square;mso-left-percent:-10001;mso-top-percent:-10001;mso-position-horizontal:absolute;mso-position-horizontal-relative:char;mso-position-vertical:absolute;mso-position-vertical-relative:line;mso-left-percent:-10001;mso-top-percent:-10001;v-text-anchor:top" o:gfxdata="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" filled="f" stroked="f">
-                <o:lock v:ext="edit" aspectratio="t"/>
-                <w10:anchorlock/>
-              </v:rect>
-            </w:pict>
-          </mc:Fallback>
-        </mc:AlternateContent>
-      </w:r>
-    </w:p>
-    <w:p>
-      <w:pPr>
-        <w:rPr>
-          <w:rFonts w:hint="eastAsia"/>
-        </w:rPr>
-      </w:pPr>
+    <w:p/>
+    <w:p>
       <w:r>
         <w:t>To become a skilled FPV pilot, you first need to understand the key </w:t>
       </w:r>
-      <w:hyperlink r:id="rId9" w:history="1">
+      <w:hyperlink r:id="rId7" w:history="1">
         <w:r>
           <w:rPr>
             <w:rStyle w:val="Hyperlink"/>
@@ -2149,7 +1867,11 @@
         </w:r>
       </w:hyperlink>
       <w:r>
-        <w:t>, ensuring you can fly safely and enjoy an unparalleled visual experience. In this course, you’ll learn about the core building blocks of a drone and how to select and configure them to suit your needs and flying style. </w:t>
+        <w:t xml:space="preserve">, ensuring you can fly safely and enjoy an unparalleled visual experience. In this course, you’ll learn about the core building blocks of a drone and how to select and configure them </w:t>
+      </w:r>
+      <w:r>
+        <w:lastRenderedPageBreak/>
+        <w:t>to suit your needs and flying style. </w:t>
       </w:r>
       <w:r>
         <w:rPr>
@@ -2176,7 +1898,7 @@
       <w:r>
         <w:t> This includes </w:t>
       </w:r>
-      <w:hyperlink r:id="rId10" w:history="1">
+      <w:hyperlink r:id="rId8" w:history="1">
         <w:r>
           <w:rPr>
             <w:rStyle w:val="Hyperlink"/>
@@ -2189,7 +1911,7 @@
       <w:r>
         <w:t>, </w:t>
       </w:r>
-      <w:hyperlink r:id="rId11" w:history="1">
+      <w:hyperlink r:id="rId9" w:history="1">
         <w:r>
           <w:rPr>
             <w:rStyle w:val="Hyperlink"/>
@@ -2202,7 +1924,7 @@
       <w:r>
         <w:t>, </w:t>
       </w:r>
-      <w:hyperlink r:id="rId12" w:history="1">
+      <w:hyperlink r:id="rId10" w:history="1">
         <w:r>
           <w:rPr>
             <w:rStyle w:val="Hyperlink"/>
@@ -2215,7 +1937,7 @@
       <w:r>
         <w:t> (drone ESC), </w:t>
       </w:r>
-      <w:hyperlink r:id="rId13" w:history="1">
+      <w:hyperlink r:id="rId11" w:history="1">
         <w:r>
           <w:rPr>
             <w:rStyle w:val="Hyperlink"/>
@@ -2241,7 +1963,6 @@
           <w:b/>
           <w:bCs/>
         </w:rPr>
-        <w:lastRenderedPageBreak/>
         <w:t>Power System:</w:t>
       </w:r>
       <w:r>
@@ -2269,7 +1990,7 @@
       <w:r>
         <w:t>a</w:t>
       </w:r>
-      <w:hyperlink r:id="rId14" w:history="1">
+      <w:hyperlink r:id="rId12" w:history="1">
         <w:r>
           <w:rPr>
             <w:rStyle w:val="Hyperlink"/>
@@ -2291,7 +2012,7 @@
       <w:r>
         <w:t>, </w:t>
       </w:r>
-      <w:hyperlink r:id="rId15" w:history="1">
+      <w:hyperlink r:id="rId13" w:history="1">
         <w:r>
           <w:rPr>
             <w:rStyle w:val="Hyperlink"/>
@@ -2304,7 +2025,7 @@
       <w:r>
         <w:t>, video transmitter (</w:t>
       </w:r>
-      <w:hyperlink r:id="rId16" w:history="1">
+      <w:hyperlink r:id="rId14" w:history="1">
         <w:r>
           <w:rPr>
             <w:rStyle w:val="Hyperlink"/>
@@ -2509,7 +2230,7 @@
           <w:bCs/>
         </w:rPr>
       </w:pPr>
-      <w:hyperlink r:id="rId17" w:history="1">
+      <w:hyperlink r:id="rId15" w:history="1">
         <w:r>
           <w:rPr>
             <w:rStyle w:val="Hyperlink"/>
@@ -2565,7 +2286,6 @@
           <w:b/>
           <w:bCs/>
         </w:rPr>
-        <w:lastRenderedPageBreak/>
         <w:t>Video Transmitter (VTX):</w:t>
       </w:r>
       <w:r>
@@ -2845,6 +2565,7 @@
         </w:numPr>
       </w:pPr>
       <w:r>
+        <w:lastRenderedPageBreak/>
         <w:t xml:space="preserve">Lower Penetration: </w:t>
       </w:r>
       <w:proofErr w:type="gramStart"/>
@@ -2890,7 +2611,6 @@
         </w:numPr>
       </w:pPr>
       <w:r>
-        <w:lastRenderedPageBreak/>
         <w:t>Analog: Ideal for beginners and those on a budget.</w:t>
       </w:r>
     </w:p>
@@ -3591,6 +3311,7 @@
           <w:b/>
           <w:bCs/>
         </w:rPr>
+        <w:lastRenderedPageBreak/>
         <w:t>Motor &amp; ESC selection:</w:t>
       </w:r>
       <w:r>
@@ -3635,7 +3356,6 @@
     </w:p>
     <w:p>
       <w:r>
-        <w:lastRenderedPageBreak/>
         <w:t>A well-chosen combination of these components ensures optimal flight performance, safety, and immersive FPV experience.</w:t>
       </w:r>
     </w:p>
@@ -3654,86 +3374,12 @@
         <w:t>What are the Advantages and Disadvantages of the BNF RTF PNP DIY FPV Drone?</w:t>
       </w:r>
     </w:p>
-    <w:p>
-      <w:r>
-        <mc:AlternateContent>
-          <mc:Choice Requires="wps">
-            <w:drawing>
-              <wp:inline distT="0" distB="0" distL="0" distR="0" wp14:anchorId="1929F7C8" wp14:editId="376B80F5">
-                <wp:extent cx="4913782" cy="3275620"/>
-                <wp:effectExtent l="0" t="0" r="0" b="1270"/>
-                <wp:docPr id="1218018103" name="Rectangle 24" descr="differences between BNF RTF PNP and DIY fpv drone"/>
-                <wp:cNvGraphicFramePr>
-                  <a:graphicFrameLocks xmlns:a="http://schemas.openxmlformats.org/drawingml/2006/main" noChangeAspect="1"/>
-                </wp:cNvGraphicFramePr>
-                <a:graphic xmlns:a="http://schemas.openxmlformats.org/drawingml/2006/main">
-                  <a:graphicData uri="http://schemas.microsoft.com/office/word/2010/wordprocessingShape">
-                    <wps:wsp>
-                      <wps:cNvSpPr>
-                        <a:spLocks noChangeAspect="1" noChangeArrowheads="1"/>
-                      </wps:cNvSpPr>
-                      <wps:spPr bwMode="auto">
-                        <a:xfrm>
-                          <a:off x="0" y="0"/>
-                          <a:ext cx="4913782" cy="3275620"/>
-                        </a:xfrm>
-                        <a:prstGeom prst="rect">
-                          <a:avLst/>
-                        </a:prstGeom>
-                        <a:noFill/>
-                        <a:ln>
-                          <a:noFill/>
-                        </a:ln>
-                        <a:extLst>
-                          <a:ext uri="{909E8E84-426E-40DD-AFC4-6F175D3DCCD1}">
-                            <a14:hiddenFill xmlns:a14="http://schemas.microsoft.com/office/drawing/2010/main">
-                              <a:solidFill>
-                                <a:srgbClr val="FFFFFF"/>
-                              </a:solidFill>
-                            </a14:hiddenFill>
-                          </a:ext>
-                          <a:ext uri="{91240B29-F687-4F45-9708-019B960494DF}">
-                            <a14:hiddenLine xmlns:a14="http://schemas.microsoft.com/office/drawing/2010/main" w="9525">
-                              <a:solidFill>
-                                <a:srgbClr val="000000"/>
-                              </a:solidFill>
-                              <a:miter lim="800000"/>
-                              <a:headEnd/>
-                              <a:tailEnd/>
-                            </a14:hiddenLine>
-                          </a:ext>
-                        </a:extLst>
-                      </wps:spPr>
-                      <wps:bodyPr rot="0" vert="horz" wrap="square" lIns="91440" tIns="45720" rIns="91440" bIns="45720" anchor="t" anchorCtr="0" upright="1">
-                        <a:noAutofit/>
-                      </wps:bodyPr>
-                    </wps:wsp>
-                  </a:graphicData>
-                </a:graphic>
-              </wp:inline>
-            </w:drawing>
-          </mc:Choice>
-          <mc:Fallback>
-            <w:pict>
-              <v:rect w14:anchorId="6E56921F" id="Rectangle 24" o:spid="_x0000_s1026" alt="differences between BNF RTF PNP and DIY fpv drone" style="width:386.9pt;height:257.9pt;visibility:visible;mso-wrap-style:square;mso-left-percent:-10001;mso-top-percent:-10001;mso-position-horizontal:absolute;mso-position-horizontal-relative:char;mso-position-vertical:absolute;mso-position-vertical-relative:line;mso-left-percent:-10001;mso-top-percent:-10001;v-text-anchor:top" o:gfxdata="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" filled="f" stroked="f">
-                <o:lock v:ext="edit" aspectratio="t"/>
-                <w10:anchorlock/>
-              </v:rect>
-            </w:pict>
-          </mc:Fallback>
-        </mc:AlternateContent>
-      </w:r>
-    </w:p>
-    <w:p>
-      <w:pPr>
-        <w:rPr>
-          <w:rFonts w:hint="eastAsia"/>
-        </w:rPr>
-      </w:pPr>
+    <w:p/>
+    <w:p>
       <w:r>
         <w:t>For the first time, you wish to purchase the FPV drone. You will rapidly see these acronyms next to the drones: PNP, BNF, RTF. Here, we’ll explain what are the </w:t>
       </w:r>
-      <w:hyperlink r:id="rId18" w:history="1">
+      <w:hyperlink r:id="rId16" w:history="1">
         <w:r>
           <w:rPr>
             <w:rStyle w:val="Hyperlink"/>
@@ -4659,7 +4305,6 @@
     </w:p>
     <w:p>
       <w:r>
-        <w:lastRenderedPageBreak/>
         <w:t xml:space="preserve">Fully assembled drones that are ready to fly straight out of the box. </w:t>
       </w:r>
       <w:proofErr w:type="gramStart"/>
@@ -4732,6 +4377,7 @@
         </w:numPr>
       </w:pPr>
       <w:r>
+        <w:lastRenderedPageBreak/>
         <w:t>Usually higher initial cost</w:t>
       </w:r>
     </w:p>
@@ -4934,7 +4580,6 @@
         </w:numPr>
       </w:pPr>
       <w:r>
-        <w:lastRenderedPageBreak/>
         <w:t>Needs additional equipment (transmitter &amp; receiver)</w:t>
       </w:r>
     </w:p>
@@ -5005,6 +4650,7 @@
         </w:numPr>
       </w:pPr>
       <w:r>
+        <w:lastRenderedPageBreak/>
         <w:t>Full customization for performance, flight style, and components</w:t>
       </w:r>
     </w:p>
@@ -5095,84 +4741,9 @@
         <w:t>？</w:t>
       </w:r>
     </w:p>
-    <w:p>
-      <w:r>
-        <mc:AlternateContent>
-          <mc:Choice Requires="wps">
-            <w:drawing>
-              <wp:inline distT="0" distB="0" distL="0" distR="0" wp14:anchorId="7A1380AE" wp14:editId="17883CF4">
-                <wp:extent cx="4738141" cy="3158548"/>
-                <wp:effectExtent l="0" t="0" r="0" b="3810"/>
-                <wp:docPr id="1614695833" name="Rectangle 23" descr="How Much Does An FPV Drone Cost"/>
-                <wp:cNvGraphicFramePr>
-                  <a:graphicFrameLocks xmlns:a="http://schemas.openxmlformats.org/drawingml/2006/main" noChangeAspect="1"/>
-                </wp:cNvGraphicFramePr>
-                <a:graphic xmlns:a="http://schemas.openxmlformats.org/drawingml/2006/main">
-                  <a:graphicData uri="http://schemas.microsoft.com/office/word/2010/wordprocessingShape">
-                    <wps:wsp>
-                      <wps:cNvSpPr>
-                        <a:spLocks noChangeAspect="1" noChangeArrowheads="1"/>
-                      </wps:cNvSpPr>
-                      <wps:spPr bwMode="auto">
-                        <a:xfrm>
-                          <a:off x="0" y="0"/>
-                          <a:ext cx="4738141" cy="3158548"/>
-                        </a:xfrm>
-                        <a:prstGeom prst="rect">
-                          <a:avLst/>
-                        </a:prstGeom>
-                        <a:noFill/>
-                        <a:ln>
-                          <a:noFill/>
-                        </a:ln>
-                        <a:extLst>
-                          <a:ext uri="{909E8E84-426E-40DD-AFC4-6F175D3DCCD1}">
-                            <a14:hiddenFill xmlns:a14="http://schemas.microsoft.com/office/drawing/2010/main">
-                              <a:solidFill>
-                                <a:srgbClr val="FFFFFF"/>
-                              </a:solidFill>
-                            </a14:hiddenFill>
-                          </a:ext>
-                          <a:ext uri="{91240B29-F687-4F45-9708-019B960494DF}">
-                            <a14:hiddenLine xmlns:a14="http://schemas.microsoft.com/office/drawing/2010/main" w="9525">
-                              <a:solidFill>
-                                <a:srgbClr val="000000"/>
-                              </a:solidFill>
-                              <a:miter lim="800000"/>
-                              <a:headEnd/>
-                              <a:tailEnd/>
-                            </a14:hiddenLine>
-                          </a:ext>
-                        </a:extLst>
-                      </wps:spPr>
-                      <wps:bodyPr rot="0" vert="horz" wrap="square" lIns="91440" tIns="45720" rIns="91440" bIns="45720" anchor="t" anchorCtr="0" upright="1">
-                        <a:noAutofit/>
-                      </wps:bodyPr>
-                    </wps:wsp>
-                  </a:graphicData>
-                </a:graphic>
-              </wp:inline>
-            </w:drawing>
-          </mc:Choice>
-          <mc:Fallback>
-            <w:pict>
-              <v:rect w14:anchorId="27CA135A" id="Rectangle 23" o:spid="_x0000_s1026" alt="How Much Does An FPV Drone Cost" style="width:373.1pt;height:248.7pt;visibility:visible;mso-wrap-style:square;mso-left-percent:-10001;mso-top-percent:-10001;mso-position-horizontal:absolute;mso-position-horizontal-relative:char;mso-position-vertical:absolute;mso-position-vertical-relative:line;mso-left-percent:-10001;mso-top-percent:-10001;v-text-anchor:top" o:gfxdata="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" filled="f" stroked="f">
-                <o:lock v:ext="edit" aspectratio="t"/>
-                <w10:anchorlock/>
-              </v:rect>
-            </w:pict>
-          </mc:Fallback>
-        </mc:AlternateContent>
-      </w:r>
-    </w:p>
-    <w:p>
-      <w:pPr>
-        <w:rPr>
-          <w:rFonts w:hint="eastAsia"/>
-        </w:rPr>
-      </w:pPr>
-      <w:r>
-        <w:lastRenderedPageBreak/>
+    <w:p/>
+    <w:p>
+      <w:r>
         <w:t xml:space="preserve">Embarking on the thrilling adventure of FPV drone flying brings excitement and opportunity, but understanding the financial investment involved is essential for enthusiasts at all levels. From beginners exploring RTF kits to experienced pilots </w:t>
       </w:r>
       <w:proofErr w:type="spellStart"/>
@@ -5188,7 +4759,7 @@
       <w:r>
         <w:t>Understanding </w:t>
       </w:r>
-      <w:hyperlink r:id="rId19" w:history="1">
+      <w:hyperlink r:id="rId17" w:history="1">
         <w:r>
           <w:rPr>
             <w:rStyle w:val="Hyperlink"/>
@@ -5310,6 +4881,7 @@
         </w:numPr>
       </w:pPr>
       <w:r>
+        <w:lastRenderedPageBreak/>
         <w:t>Basic parts: Frame ($20-$150), Flight Controller ($20-$200), ESC ($50-$250), Motors ($20-$50 each), Propellers ($2-$15), Batteries &amp; Charger ($20-$100 each), Video Transmitter ($20-$200), FPV Camera ($30-$100).</w:t>
       </w:r>
     </w:p>
@@ -5382,31 +4954,112 @@
       </w:r>
       <w:proofErr w:type="gramEnd"/>
       <w:r>
-        <w:t xml:space="preserve"> enthusiasts budget effectively and make informed decisions when building or buying FPV drones. By weighing the options and considering </w:t>
-      </w:r>
-      <w:r>
+        <w:t xml:space="preserve"> enthusiasts budget effectively and make informed decisions when building or buying FPV drones. By weighing the options and considering individual preferences and skill levels, enthusiasts can embark on an exciting FPV journey while managing costs effectively.</w:t>
+      </w:r>
+    </w:p>
+    <w:p>
+      <w:pPr>
+        <w:rPr>
+          <w:b/>
+          <w:bCs/>
+        </w:rPr>
+      </w:pPr>
+      <w:r>
+        <w:rPr>
+          <w:b/>
+          <w:bCs/>
+        </w:rPr>
+        <w:t>What Skills are Required for FPV Flying?</w:t>
+      </w:r>
+    </w:p>
+    <w:p>
+      <w:r>
+        <w:t xml:space="preserve">Drone flying using First-Person View (FPV) technology is an exciting pastime that lets you enjoy the rush of flight and see the world from a different angle. This in-depth book will walk you through the fundamental skills and procedures that every FPV drone pilot should be able to do, regardless of your level of experience. We will cover every aspect of FPV flying, from the fundamentals to more complex </w:t>
+      </w:r>
+      <w:proofErr w:type="spellStart"/>
+      <w:r>
+        <w:t>manoeuvres</w:t>
+      </w:r>
+      <w:proofErr w:type="spellEnd"/>
+      <w:r>
+        <w:t>, to help you become an expert and self-assured pilot.</w:t>
+      </w:r>
+    </w:p>
+    <w:p>
+      <w:r>
+        <w:t>If you want to become an FPV pilot, the basic skills that everyone needs to master.</w:t>
+      </w:r>
+    </w:p>
+    <w:p/>
+    <w:p>
+      <w:pPr>
+        <w:rPr>
+          <w:b/>
+          <w:bCs/>
+        </w:rPr>
+      </w:pPr>
+      <w:r>
+        <w:rPr>
+          <w:b/>
+          <w:bCs/>
+        </w:rPr>
+        <w:t>Technical Understanding</w:t>
+      </w:r>
+    </w:p>
+    <w:p>
+      <w:r>
+        <w:t>Knowledge of drone components and mechanics, including how to assemble a drone, understanding the function of each part (such as motors, ESCs, cameras, and antennas), and the basics of electrical systems.</w:t>
+      </w:r>
+    </w:p>
+    <w:p>
+      <w:pPr>
+        <w:rPr>
+          <w:b/>
+          <w:bCs/>
+        </w:rPr>
+      </w:pPr>
+      <w:r>
+        <w:rPr>
+          <w:b/>
+          <w:bCs/>
+        </w:rPr>
+        <w:t>Manual Dexterity and Coordination</w:t>
+      </w:r>
+    </w:p>
+    <w:p>
+      <w:r>
+        <w:t>The ability to control the drone’s movements accurately via the remote controller. This involves precise thumb or finger movements on the joysticks to control the drone’s pitch, roll, yaw, and throttle.</w:t>
+      </w:r>
+    </w:p>
+    <w:p>
+      <w:pPr>
+        <w:rPr>
+          <w:b/>
+          <w:bCs/>
+        </w:rPr>
+      </w:pPr>
+      <w:r>
+        <w:rPr>
+          <w:b/>
+          <w:bCs/>
+        </w:rPr>
         <w:lastRenderedPageBreak/>
-        <w:t>individual preferences and skill levels, enthusiasts can embark on an exciting FPV journey while managing costs effectively.</w:t>
-      </w:r>
-    </w:p>
-    <w:p>
-      <w:pPr>
-        <w:rPr>
-          <w:b/>
-          <w:bCs/>
-        </w:rPr>
-      </w:pPr>
-      <w:r>
-        <w:rPr>
-          <w:b/>
-          <w:bCs/>
-        </w:rPr>
-        <w:t>What Skills are Required for FPV Flying?</w:t>
-      </w:r>
-    </w:p>
-    <w:p>
-      <w:r>
-        <w:t xml:space="preserve">Drone flying using First-Person View (FPV) technology is an exciting pastime that lets you enjoy the rush of flight and see the world from a different angle. This in-depth book will walk you through the fundamental skills and procedures that every FPV drone pilot should be able to do, regardless of your level of experience. We will cover every aspect of FPV flying, from the fundamentals to more complex </w:t>
+        <w:t>Line Of Sight Flying</w:t>
+      </w:r>
+    </w:p>
+    <w:p>
+      <w:r>
+        <w:t>When a drone is flying in line of sight (LOS), you are operating it by looking straight at it rather than through FPV goggles or a display.</w:t>
+      </w:r>
+    </w:p>
+    <w:p>
+      <w:r>
+        <w:t>It’s best to have some LOS flying experience before diving right into FPV. This is helpful since it allows you to securely land and control your drone even if you lose the video signal.</w:t>
+      </w:r>
+    </w:p>
+    <w:p>
+      <w:r>
+        <w:t xml:space="preserve">It’s not necessary to acquire complex </w:t>
       </w:r>
       <w:proofErr w:type="spellStart"/>
       <w:r>
@@ -5414,177 +5067,22 @@
       </w:r>
       <w:proofErr w:type="spellEnd"/>
       <w:r>
-        <w:t>, to help you become an expert and self-assured pilot.</w:t>
-      </w:r>
-    </w:p>
-    <w:p>
-      <w:r>
-        <w:t>If you want to become an FPV pilot, the basic skills that everyone needs to master.</w:t>
-      </w:r>
-    </w:p>
-    <w:p>
-      <w:r>
-        <mc:AlternateContent>
-          <mc:Choice Requires="wps">
-            <w:drawing>
-              <wp:inline distT="0" distB="0" distL="0" distR="0" wp14:anchorId="593C88EC" wp14:editId="0347DA98">
-                <wp:extent cx="4610177" cy="3073451"/>
-                <wp:effectExtent l="0" t="0" r="0" b="0"/>
-                <wp:docPr id="91494603" name="Rectangle 22" descr="What skills are required for FPV flying"/>
-                <wp:cNvGraphicFramePr>
-                  <a:graphicFrameLocks xmlns:a="http://schemas.openxmlformats.org/drawingml/2006/main" noChangeAspect="1"/>
-                </wp:cNvGraphicFramePr>
-                <a:graphic xmlns:a="http://schemas.openxmlformats.org/drawingml/2006/main">
-                  <a:graphicData uri="http://schemas.microsoft.com/office/word/2010/wordprocessingShape">
-                    <wps:wsp>
-                      <wps:cNvSpPr>
-                        <a:spLocks noChangeAspect="1" noChangeArrowheads="1"/>
-                      </wps:cNvSpPr>
-                      <wps:spPr bwMode="auto">
-                        <a:xfrm>
-                          <a:off x="0" y="0"/>
-                          <a:ext cx="4610177" cy="3073451"/>
-                        </a:xfrm>
-                        <a:prstGeom prst="rect">
-                          <a:avLst/>
-                        </a:prstGeom>
-                        <a:noFill/>
-                        <a:ln>
-                          <a:noFill/>
-                        </a:ln>
-                        <a:extLst>
-                          <a:ext uri="{909E8E84-426E-40DD-AFC4-6F175D3DCCD1}">
-                            <a14:hiddenFill xmlns:a14="http://schemas.microsoft.com/office/drawing/2010/main">
-                              <a:solidFill>
-                                <a:srgbClr val="FFFFFF"/>
-                              </a:solidFill>
-                            </a14:hiddenFill>
-                          </a:ext>
-                          <a:ext uri="{91240B29-F687-4F45-9708-019B960494DF}">
-                            <a14:hiddenLine xmlns:a14="http://schemas.microsoft.com/office/drawing/2010/main" w="9525">
-                              <a:solidFill>
-                                <a:srgbClr val="000000"/>
-                              </a:solidFill>
-                              <a:miter lim="800000"/>
-                              <a:headEnd/>
-                              <a:tailEnd/>
-                            </a14:hiddenLine>
-                          </a:ext>
-                        </a:extLst>
-                      </wps:spPr>
-                      <wps:bodyPr rot="0" vert="horz" wrap="square" lIns="91440" tIns="45720" rIns="91440" bIns="45720" anchor="t" anchorCtr="0" upright="1">
-                        <a:noAutofit/>
-                      </wps:bodyPr>
-                    </wps:wsp>
-                  </a:graphicData>
-                </a:graphic>
-              </wp:inline>
-            </w:drawing>
-          </mc:Choice>
-          <mc:Fallback>
-            <w:pict>
-              <v:rect w14:anchorId="4E01659A" id="Rectangle 22" o:spid="_x0000_s1026" alt="What skills are required for FPV flying" style="width:363pt;height:242pt;visibility:visible;mso-wrap-style:square;mso-left-percent:-10001;mso-top-percent:-10001;mso-position-horizontal:absolute;mso-position-horizontal-relative:char;mso-position-vertical:absolute;mso-position-vertical-relative:line;mso-left-percent:-10001;mso-top-percent:-10001;v-text-anchor:top" o:gfxdata="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" filled="f" stroked="f">
-                <o:lock v:ext="edit" aspectratio="t"/>
-                <w10:anchorlock/>
-              </v:rect>
-            </w:pict>
-          </mc:Fallback>
-        </mc:AlternateContent>
-      </w:r>
-    </w:p>
-    <w:p>
-      <w:pPr>
-        <w:rPr>
-          <w:rFonts w:hint="eastAsia"/>
-          <w:b/>
-          <w:bCs/>
-        </w:rPr>
-      </w:pPr>
-      <w:r>
-        <w:rPr>
-          <w:b/>
-          <w:bCs/>
-        </w:rPr>
-        <w:t>Technical Understanding</w:t>
-      </w:r>
-    </w:p>
-    <w:p>
-      <w:r>
-        <w:t>Knowledge of drone components and mechanics, including how to assemble a drone, understanding the function of each part (such as motors, ESCs, cameras, and antennas), and the basics of electrical systems.</w:t>
-      </w:r>
-    </w:p>
-    <w:p>
-      <w:pPr>
-        <w:rPr>
-          <w:b/>
-          <w:bCs/>
-        </w:rPr>
-      </w:pPr>
-      <w:r>
-        <w:rPr>
-          <w:b/>
-          <w:bCs/>
-        </w:rPr>
-        <w:t>Manual Dexterity and Coordination</w:t>
-      </w:r>
-    </w:p>
-    <w:p>
-      <w:r>
-        <w:t>The ability to control the drone’s movements accurately via the remote controller. This involves precise thumb or finger movements on the joysticks to control the drone’s pitch, roll, yaw, and throttle.</w:t>
-      </w:r>
-    </w:p>
-    <w:p>
-      <w:pPr>
-        <w:rPr>
-          <w:b/>
-          <w:bCs/>
-        </w:rPr>
-      </w:pPr>
-      <w:r>
-        <w:rPr>
-          <w:b/>
-          <w:bCs/>
-        </w:rPr>
-        <w:t>Line Of Sight Flying</w:t>
-      </w:r>
-    </w:p>
-    <w:p>
-      <w:r>
-        <w:lastRenderedPageBreak/>
-        <w:t>When a drone is flying in line of sight (LOS), you are operating it by looking straight at it rather than through FPV goggles or a display.</w:t>
-      </w:r>
-    </w:p>
-    <w:p>
-      <w:r>
-        <w:t>It’s best to have some LOS flying experience before diving right into FPV. This is helpful since it allows you to securely land and control your drone even if you lose the video signal.</w:t>
-      </w:r>
-    </w:p>
-    <w:p>
-      <w:r>
-        <w:t xml:space="preserve">It’s not necessary to acquire complex </w:t>
+        <w:t xml:space="preserve">; the most important thing is to ensure that you can </w:t>
       </w:r>
       <w:proofErr w:type="spellStart"/>
       <w:r>
-        <w:t>manoeuvres</w:t>
+        <w:t>stabilise</w:t>
       </w:r>
       <w:proofErr w:type="spellEnd"/>
       <w:r>
-        <w:t xml:space="preserve">; the most important thing is to ensure that you can </w:t>
+        <w:t xml:space="preserve"> the quad and </w:t>
       </w:r>
       <w:proofErr w:type="spellStart"/>
       <w:r>
-        <w:t>stabilise</w:t>
+        <w:t>manoeuvre</w:t>
       </w:r>
       <w:proofErr w:type="spellEnd"/>
       <w:r>
-        <w:t xml:space="preserve"> the quad and </w:t>
-      </w:r>
-      <w:proofErr w:type="spellStart"/>
-      <w:r>
-        <w:t>manoeuvre</w:t>
-      </w:r>
-      <w:proofErr w:type="spellEnd"/>
-      <w:r>
         <w:t xml:space="preserve"> it throughout the field without becoming lost.</w:t>
       </w:r>
     </w:p>
@@ -5649,7 +5147,7 @@
       </w:r>
     </w:p>
     <w:p>
-      <w:hyperlink r:id="rId20" w:history="1">
+      <w:hyperlink r:id="rId18" w:history="1">
         <w:r>
           <w:rPr>
             <w:rStyle w:val="Hyperlink"/>
@@ -5684,81 +5182,10 @@
         <w:t>, and others, highlighting their features, pros, and cons. These simulators are designed to help beginners and enthusiasts improve their flying skills, test flight controllers, and evaluate drone performance in various scenarios. We will also cover considerations for choosing the right simulator based on purpose, features, operation, cost, and compatibility. Additionally, it provides download links and pricing for each simulator, making it easier for users to access and evaluate them.</w:t>
       </w:r>
     </w:p>
-    <w:p>
-      <w:r>
-        <w:lastRenderedPageBreak/>
-        <mc:AlternateContent>
-          <mc:Choice Requires="wps">
-            <w:drawing>
-              <wp:inline distT="0" distB="0" distL="0" distR="0" wp14:anchorId="025DAD5D" wp14:editId="12D285AF">
-                <wp:extent cx="4006621" cy="2670935"/>
-                <wp:effectExtent l="0" t="0" r="0" b="0"/>
-                <wp:docPr id="363377705" name="Rectangle 21" descr="How to practice fpv drone in simulator"/>
-                <wp:cNvGraphicFramePr>
-                  <a:graphicFrameLocks xmlns:a="http://schemas.openxmlformats.org/drawingml/2006/main" noChangeAspect="1"/>
-                </wp:cNvGraphicFramePr>
-                <a:graphic xmlns:a="http://schemas.openxmlformats.org/drawingml/2006/main">
-                  <a:graphicData uri="http://schemas.microsoft.com/office/word/2010/wordprocessingShape">
-                    <wps:wsp>
-                      <wps:cNvSpPr>
-                        <a:spLocks noChangeAspect="1" noChangeArrowheads="1"/>
-                      </wps:cNvSpPr>
-                      <wps:spPr bwMode="auto">
-                        <a:xfrm>
-                          <a:off x="0" y="0"/>
-                          <a:ext cx="4006621" cy="2670935"/>
-                        </a:xfrm>
-                        <a:prstGeom prst="rect">
-                          <a:avLst/>
-                        </a:prstGeom>
-                        <a:noFill/>
-                        <a:ln>
-                          <a:noFill/>
-                        </a:ln>
-                        <a:extLst>
-                          <a:ext uri="{909E8E84-426E-40DD-AFC4-6F175D3DCCD1}">
-                            <a14:hiddenFill xmlns:a14="http://schemas.microsoft.com/office/drawing/2010/main">
-                              <a:solidFill>
-                                <a:srgbClr val="FFFFFF"/>
-                              </a:solidFill>
-                            </a14:hiddenFill>
-                          </a:ext>
-                          <a:ext uri="{91240B29-F687-4F45-9708-019B960494DF}">
-                            <a14:hiddenLine xmlns:a14="http://schemas.microsoft.com/office/drawing/2010/main" w="9525">
-                              <a:solidFill>
-                                <a:srgbClr val="000000"/>
-                              </a:solidFill>
-                              <a:miter lim="800000"/>
-                              <a:headEnd/>
-                              <a:tailEnd/>
-                            </a14:hiddenLine>
-                          </a:ext>
-                        </a:extLst>
-                      </wps:spPr>
-                      <wps:bodyPr rot="0" vert="horz" wrap="square" lIns="91440" tIns="45720" rIns="91440" bIns="45720" anchor="t" anchorCtr="0" upright="1">
-                        <a:noAutofit/>
-                      </wps:bodyPr>
-                    </wps:wsp>
-                  </a:graphicData>
-                </a:graphic>
-              </wp:inline>
-            </w:drawing>
-          </mc:Choice>
-          <mc:Fallback>
-            <w:pict>
-              <v:rect w14:anchorId="6503D7DE" id="Rectangle 21" o:spid="_x0000_s1026" alt="How to practice fpv drone in simulator" style="width:315.5pt;height:210.3pt;visibility:visible;mso-wrap-style:square;mso-left-percent:-10001;mso-top-percent:-10001;mso-position-horizontal:absolute;mso-position-horizontal-relative:char;mso-position-vertical:absolute;mso-position-vertical-relative:line;mso-left-percent:-10001;mso-top-percent:-10001;v-text-anchor:top" o:gfxdata="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" filled="f" stroked="f">
-                <o:lock v:ext="edit" aspectratio="t"/>
-                <w10:anchorlock/>
-              </v:rect>
-            </w:pict>
-          </mc:Fallback>
-        </mc:AlternateContent>
-      </w:r>
-    </w:p>
-    <w:p>
-      <w:pPr>
-        <w:rPr>
-          <w:rFonts w:hint="eastAsia"/>
+    <w:p/>
+    <w:p>
+      <w:pPr>
+        <w:rPr>
           <w:b/>
           <w:bCs/>
         </w:rPr>
@@ -5903,160 +5330,90 @@
     </w:p>
     <w:p>
       <w:r>
+        <w:t>Attending FPV racing and freestyle competitions is a great way to meet other enthusiasts and see different flying styles and setups. These events often feature vendors and workshops.</w:t>
+      </w:r>
+    </w:p>
+    <w:p>
+      <w:pPr>
+        <w:rPr>
+          <w:b/>
+          <w:bCs/>
+        </w:rPr>
+      </w:pPr>
+      <w:r>
+        <w:rPr>
+          <w:b/>
+          <w:bCs/>
+        </w:rPr>
+        <w:t>Online Retailers and Manufacturers</w:t>
+      </w:r>
+    </w:p>
+    <w:p>
+      <w:r>
+        <w:t xml:space="preserve">Many FPV gear manufacturers and online retailers maintain blogs, support forums, and learning centers on their websites. Examples include MEPSKING, </w:t>
+      </w:r>
+      <w:proofErr w:type="spellStart"/>
+      <w:r>
+        <w:t>GetFPV</w:t>
+      </w:r>
+      <w:proofErr w:type="spellEnd"/>
+      <w:r>
+        <w:t xml:space="preserve">, </w:t>
+      </w:r>
+      <w:proofErr w:type="spellStart"/>
+      <w:r>
+        <w:t>RaceDayQuads</w:t>
+      </w:r>
+      <w:proofErr w:type="spellEnd"/>
+      <w:r>
+        <w:t xml:space="preserve">, and </w:t>
+      </w:r>
+      <w:proofErr w:type="spellStart"/>
+      <w:r>
+        <w:t>Banggood’s</w:t>
+      </w:r>
+      <w:proofErr w:type="spellEnd"/>
+      <w:r>
+        <w:t xml:space="preserve"> FPV section. These platforms often provide tutorials, product reviews, and guides that can be very helpful for both new and experienced pilots.</w:t>
+      </w:r>
+    </w:p>
+    <w:p>
+      <w:pPr>
+        <w:rPr>
+          <w:b/>
+          <w:bCs/>
+        </w:rPr>
+      </w:pPr>
+      <w:r>
+        <w:rPr>
+          <w:b/>
+          <w:bCs/>
+        </w:rPr>
+        <w:t>How to Improve FPV Drone Performance</w:t>
+      </w:r>
+      <w:r>
+        <w:rPr>
+          <w:rFonts w:ascii="MS Gothic" w:eastAsia="MS Gothic" w:hAnsi="MS Gothic" w:cs="MS Gothic" w:hint="eastAsia"/>
+          <w:b/>
+          <w:bCs/>
+        </w:rPr>
+        <w:t>？</w:t>
+      </w:r>
+    </w:p>
+    <w:p/>
+    <w:p>
+      <w:pPr>
+        <w:rPr>
+          <w:b/>
+          <w:bCs/>
+        </w:rPr>
+      </w:pPr>
+      <w:r>
+        <w:rPr>
+          <w:b/>
+          <w:bCs/>
+        </w:rPr>
         <w:lastRenderedPageBreak/>
-        <w:t>Attending FPV racing and freestyle competitions is a great way to meet other enthusiasts and see different flying styles and setups. These events often feature vendors and workshops.</w:t>
-      </w:r>
-    </w:p>
-    <w:p>
-      <w:pPr>
-        <w:rPr>
-          <w:b/>
-          <w:bCs/>
-        </w:rPr>
-      </w:pPr>
-      <w:r>
-        <w:rPr>
-          <w:b/>
-          <w:bCs/>
-        </w:rPr>
-        <w:t>Online Retailers and Manufacturers</w:t>
-      </w:r>
-    </w:p>
-    <w:p>
-      <w:r>
-        <w:t xml:space="preserve">Many FPV gear manufacturers and online retailers maintain blogs, support forums, and learning centers on their websites. Examples include MEPSKING, </w:t>
-      </w:r>
-      <w:proofErr w:type="spellStart"/>
-      <w:r>
-        <w:t>GetFPV</w:t>
-      </w:r>
-      <w:proofErr w:type="spellEnd"/>
-      <w:r>
-        <w:t xml:space="preserve">, </w:t>
-      </w:r>
-      <w:proofErr w:type="spellStart"/>
-      <w:r>
-        <w:t>RaceDayQuads</w:t>
-      </w:r>
-      <w:proofErr w:type="spellEnd"/>
-      <w:r>
-        <w:t xml:space="preserve">, and </w:t>
-      </w:r>
-      <w:proofErr w:type="spellStart"/>
-      <w:r>
-        <w:t>Banggood’s</w:t>
-      </w:r>
-      <w:proofErr w:type="spellEnd"/>
-      <w:r>
-        <w:t xml:space="preserve"> FPV section. These platforms often provide tutorials, product reviews, and guides that can be very helpful for both new and experienced pilots.</w:t>
-      </w:r>
-    </w:p>
-    <w:p>
-      <w:pPr>
-        <w:rPr>
-          <w:b/>
-          <w:bCs/>
-        </w:rPr>
-      </w:pPr>
-      <w:r>
-        <w:rPr>
-          <w:b/>
-          <w:bCs/>
-        </w:rPr>
-        <w:t>How to Improve FPV Drone Performance</w:t>
-      </w:r>
-      <w:r>
-        <w:rPr>
-          <w:rFonts w:ascii="MS Gothic" w:eastAsia="MS Gothic" w:hAnsi="MS Gothic" w:cs="MS Gothic" w:hint="eastAsia"/>
-          <w:b/>
-          <w:bCs/>
-        </w:rPr>
-        <w:t>？</w:t>
-      </w:r>
-    </w:p>
-    <w:p>
-      <w:r>
-        <mc:AlternateContent>
-          <mc:Choice Requires="wps">
-            <w:drawing>
-              <wp:inline distT="0" distB="0" distL="0" distR="0" wp14:anchorId="5ED08447" wp14:editId="0DCB6402">
-                <wp:extent cx="5368925" cy="3019635"/>
-                <wp:effectExtent l="0" t="0" r="0" b="9525"/>
-                <wp:docPr id="1474669660" name="Rectangle 20" descr="Tips for Improving FPV Drone Performance"/>
-                <wp:cNvGraphicFramePr>
-                  <a:graphicFrameLocks xmlns:a="http://schemas.openxmlformats.org/drawingml/2006/main" noChangeAspect="1"/>
-                </wp:cNvGraphicFramePr>
-                <a:graphic xmlns:a="http://schemas.openxmlformats.org/drawingml/2006/main">
-                  <a:graphicData uri="http://schemas.microsoft.com/office/word/2010/wordprocessingShape">
-                    <wps:wsp>
-                      <wps:cNvSpPr>
-                        <a:spLocks noChangeAspect="1" noChangeArrowheads="1"/>
-                      </wps:cNvSpPr>
-                      <wps:spPr bwMode="auto">
-                        <a:xfrm>
-                          <a:off x="0" y="0"/>
-                          <a:ext cx="5368925" cy="3019635"/>
-                        </a:xfrm>
-                        <a:prstGeom prst="rect">
-                          <a:avLst/>
-                        </a:prstGeom>
-                        <a:noFill/>
-                        <a:ln>
-                          <a:noFill/>
-                        </a:ln>
-                        <a:extLst>
-                          <a:ext uri="{909E8E84-426E-40DD-AFC4-6F175D3DCCD1}">
-                            <a14:hiddenFill xmlns:a14="http://schemas.microsoft.com/office/drawing/2010/main">
-                              <a:solidFill>
-                                <a:srgbClr val="FFFFFF"/>
-                              </a:solidFill>
-                            </a14:hiddenFill>
-                          </a:ext>
-                          <a:ext uri="{91240B29-F687-4F45-9708-019B960494DF}">
-                            <a14:hiddenLine xmlns:a14="http://schemas.microsoft.com/office/drawing/2010/main" w="9525">
-                              <a:solidFill>
-                                <a:srgbClr val="000000"/>
-                              </a:solidFill>
-                              <a:miter lim="800000"/>
-                              <a:headEnd/>
-                              <a:tailEnd/>
-                            </a14:hiddenLine>
-                          </a:ext>
-                        </a:extLst>
-                      </wps:spPr>
-                      <wps:bodyPr rot="0" vert="horz" wrap="square" lIns="91440" tIns="45720" rIns="91440" bIns="45720" anchor="t" anchorCtr="0" upright="1">
-                        <a:noAutofit/>
-                      </wps:bodyPr>
-                    </wps:wsp>
-                  </a:graphicData>
-                </a:graphic>
-              </wp:inline>
-            </w:drawing>
-          </mc:Choice>
-          <mc:Fallback>
-            <w:pict>
-              <v:rect w14:anchorId="0C8D1903" id="Rectangle 20" o:spid="_x0000_s1026" alt="Tips for Improving FPV Drone Performance" style="width:422.75pt;height:237.75pt;visibility:visible;mso-wrap-style:square;mso-left-percent:-10001;mso-top-percent:-10001;mso-position-horizontal:absolute;mso-position-horizontal-relative:char;mso-position-vertical:absolute;mso-position-vertical-relative:line;mso-left-percent:-10001;mso-top-percent:-10001;v-text-anchor:top" o:gfxdata="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" filled="f" stroked="f">
-                <o:lock v:ext="edit" aspectratio="t"/>
-                <w10:anchorlock/>
-              </v:rect>
-            </w:pict>
-          </mc:Fallback>
-        </mc:AlternateContent>
-      </w:r>
-    </w:p>
-    <w:p>
-      <w:pPr>
-        <w:rPr>
-          <w:rFonts w:hint="eastAsia"/>
-          <w:b/>
-          <w:bCs/>
-        </w:rPr>
-      </w:pPr>
-      <w:r>
-        <w:rPr>
-          <w:b/>
-          <w:bCs/>
-        </w:rPr>
         <w:t>By Soldering &amp; Tuning</w:t>
       </w:r>
     </w:p>
@@ -6104,7 +5461,6 @@
         </w:numPr>
       </w:pPr>
       <w:r>
-        <w:lastRenderedPageBreak/>
         <w:t>Secure Motor Wires – Use tape or wire shields to prevent damage and reduce vibrations.</w:t>
       </w:r>
     </w:p>
@@ -6213,7 +5569,7 @@
       <w:r>
         <w:t>For a detailed guide on improving your FPV drone’s performance, check out </w:t>
       </w:r>
-      <w:hyperlink r:id="rId21" w:history="1">
+      <w:hyperlink r:id="rId19" w:history="1">
         <w:r>
           <w:rPr>
             <w:rStyle w:val="Hyperlink"/>
@@ -6272,6 +5628,7 @@
     </w:p>
     <w:p>
       <w:r>
+        <w:lastRenderedPageBreak/>
         <w:t>Most consumer-grade drones, like those from DJI, are typically capable of flying up to 500 meters (about 1,640 feet) above the ground level. However, they are often limited by software to lower altitudes to comply with local regulations. Above 1,000 feet, lightweight consumer drones might not perform well.</w:t>
       </w:r>
     </w:p>
@@ -6294,7 +5651,6 @@
         </w:numPr>
       </w:pPr>
       <w:r>
-        <w:lastRenderedPageBreak/>
         <w:t xml:space="preserve">Europe (EASA Regulations): </w:t>
       </w:r>
       <w:proofErr w:type="gramStart"/>
@@ -7147,6 +6503,7 @@
           <w:b/>
           <w:bCs/>
         </w:rPr>
+        <w:lastRenderedPageBreak/>
         <w:t>5″ freestyle:</w:t>
       </w:r>
       <w:r>
@@ -7209,7 +6566,6 @@
     </w:p>
     <w:p>
       <w:r>
-        <w:lastRenderedPageBreak/>
         <w:t>FPV drones </w:t>
       </w:r>
       <w:r>
@@ -7423,7 +6779,7 @@
       <w:r>
         <w:t>? Here is the complete article: </w:t>
       </w:r>
-      <w:hyperlink r:id="rId22" w:history="1">
+      <w:hyperlink r:id="rId20" w:history="1">
         <w:r>
           <w:rPr>
             <w:rStyle w:val="Hyperlink"/>
@@ -7470,6 +6826,7 @@
         </w:numPr>
       </w:pPr>
       <w:r>
+        <w:lastRenderedPageBreak/>
         <w:t xml:space="preserve">Racing Drones: These are built for speed and </w:t>
       </w:r>
       <w:proofErr w:type="gramStart"/>
@@ -7489,7 +6846,6 @@
         </w:numPr>
       </w:pPr>
       <w:r>
-        <w:lastRenderedPageBreak/>
         <w:t>Freestyle and Consumer Drones: While not as fast as racing drones, freestyle drones, which are built for maneuverability and aerial acrobatics, typically reach speeds of 40-60 mph (64-97 km/h). Consumer drones, which are designed for general photography and videography, usually have lower maximum speeds, around 35-50 mph (56-80 km/h).</w:t>
       </w:r>
     </w:p>
@@ -7508,82 +6864,8 @@
         <w:t>What Makes an FPV Drone Faster?</w:t>
       </w:r>
     </w:p>
-    <w:p>
-      <w:r>
-        <mc:AlternateContent>
-          <mc:Choice Requires="wps">
-            <w:drawing>
-              <wp:inline distT="0" distB="0" distL="0" distR="0" wp14:anchorId="006F7A2E" wp14:editId="2B22377A">
-                <wp:extent cx="4489653" cy="2992909"/>
-                <wp:effectExtent l="0" t="0" r="0" b="0"/>
-                <wp:docPr id="109799819" name="Rectangle 19" descr="What makes a FPV drone faster"/>
-                <wp:cNvGraphicFramePr>
-                  <a:graphicFrameLocks xmlns:a="http://schemas.openxmlformats.org/drawingml/2006/main" noChangeAspect="1"/>
-                </wp:cNvGraphicFramePr>
-                <a:graphic xmlns:a="http://schemas.openxmlformats.org/drawingml/2006/main">
-                  <a:graphicData uri="http://schemas.microsoft.com/office/word/2010/wordprocessingShape">
-                    <wps:wsp>
-                      <wps:cNvSpPr>
-                        <a:spLocks noChangeAspect="1" noChangeArrowheads="1"/>
-                      </wps:cNvSpPr>
-                      <wps:spPr bwMode="auto">
-                        <a:xfrm>
-                          <a:off x="0" y="0"/>
-                          <a:ext cx="4489653" cy="2992909"/>
-                        </a:xfrm>
-                        <a:prstGeom prst="rect">
-                          <a:avLst/>
-                        </a:prstGeom>
-                        <a:noFill/>
-                        <a:ln>
-                          <a:noFill/>
-                        </a:ln>
-                        <a:extLst>
-                          <a:ext uri="{909E8E84-426E-40DD-AFC4-6F175D3DCCD1}">
-                            <a14:hiddenFill xmlns:a14="http://schemas.microsoft.com/office/drawing/2010/main">
-                              <a:solidFill>
-                                <a:srgbClr val="FFFFFF"/>
-                              </a:solidFill>
-                            </a14:hiddenFill>
-                          </a:ext>
-                          <a:ext uri="{91240B29-F687-4F45-9708-019B960494DF}">
-                            <a14:hiddenLine xmlns:a14="http://schemas.microsoft.com/office/drawing/2010/main" w="9525">
-                              <a:solidFill>
-                                <a:srgbClr val="000000"/>
-                              </a:solidFill>
-                              <a:miter lim="800000"/>
-                              <a:headEnd/>
-                              <a:tailEnd/>
-                            </a14:hiddenLine>
-                          </a:ext>
-                        </a:extLst>
-                      </wps:spPr>
-                      <wps:bodyPr rot="0" vert="horz" wrap="square" lIns="91440" tIns="45720" rIns="91440" bIns="45720" anchor="t" anchorCtr="0" upright="1">
-                        <a:noAutofit/>
-                      </wps:bodyPr>
-                    </wps:wsp>
-                  </a:graphicData>
-                </a:graphic>
-              </wp:inline>
-            </w:drawing>
-          </mc:Choice>
-          <mc:Fallback>
-            <w:pict>
-              <v:rect w14:anchorId="177E66EB" id="Rectangle 19" o:spid="_x0000_s1026" alt="What makes a FPV drone faster" style="width:353.5pt;height:235.65pt;visibility:visible;mso-wrap-style:square;mso-left-percent:-10001;mso-top-percent:-10001;mso-position-horizontal:absolute;mso-position-horizontal-relative:char;mso-position-vertical:absolute;mso-position-vertical-relative:line;mso-left-percent:-10001;mso-top-percent:-10001;v-text-anchor:top" o:gfxdata="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" filled="f" stroked="f">
-                <o:lock v:ext="edit" aspectratio="t"/>
-                <w10:anchorlock/>
-              </v:rect>
-            </w:pict>
-          </mc:Fallback>
-        </mc:AlternateContent>
-      </w:r>
-    </w:p>
-    <w:p>
-      <w:pPr>
-        <w:rPr>
-          <w:rFonts w:hint="eastAsia"/>
-        </w:rPr>
-      </w:pPr>
+    <w:p/>
+    <w:p>
       <w:r>
         <w:t>If you’re considering purchasing a speedier model, you should be aware of the following things that affect their pace and accelerate them:</w:t>
       </w:r>
@@ -7640,110 +6922,36 @@
         </w:numPr>
       </w:pPr>
       <w:r>
+        <w:t>The duration of high-speed flying for a drone is determined by its battery’s efficiency and capacity. Batteries with a longer lifespan offer the stamina required for quicker flights.</w:t>
+      </w:r>
+    </w:p>
+    <w:p>
+      <w:r>
+        <w:t>Knowing these important variables demonstrates how well they work together to enable a drone to reach remarkable speeds. A well-balanced model has minimal weight, powerful propulsion, a sleek design, sophisticated control systems, and effective batteries.</w:t>
+      </w:r>
+    </w:p>
+    <w:p>
+      <w:pPr>
+        <w:rPr>
+          <w:b/>
+          <w:bCs/>
+        </w:rPr>
+      </w:pPr>
+      <w:r>
+        <w:rPr>
+          <w:b/>
+          <w:bCs/>
+        </w:rPr>
+        <w:t>What are the Law Requirements and Safety Issues with FPV Flying?</w:t>
+      </w:r>
+    </w:p>
+    <w:p/>
+    <w:p>
+      <w:r>
         <w:lastRenderedPageBreak/>
-        <w:t>The duration of high-speed flying for a drone is determined by its battery’s efficiency and capacity. Batteries with a longer lifespan offer the stamina required for quicker flights.</w:t>
-      </w:r>
-    </w:p>
-    <w:p>
-      <w:r>
-        <w:t>Knowing these important variables demonstrates how well they work together to enable a drone to reach remarkable speeds. A well-balanced model has minimal weight, powerful propulsion, a sleek design, sophisticated control systems, and effective batteries.</w:t>
-      </w:r>
-    </w:p>
-    <w:p>
-      <w:pPr>
-        <w:rPr>
-          <w:b/>
-          <w:bCs/>
-        </w:rPr>
-      </w:pPr>
-      <w:r>
-        <w:rPr>
-          <w:b/>
-          <w:bCs/>
-        </w:rPr>
-        <w:t>What are the Law Requirements and Safety Issues with FPV Flying?</w:t>
-      </w:r>
-    </w:p>
-    <w:p>
-      <w:r>
-        <mc:AlternateContent>
-          <mc:Choice Requires="wps">
-            <w:drawing>
-              <wp:inline distT="0" distB="0" distL="0" distR="0" wp14:anchorId="4FAEEDC8" wp14:editId="1FCDD4DC">
-                <wp:extent cx="3055595" cy="2037001"/>
-                <wp:effectExtent l="0" t="0" r="0" b="1905"/>
-                <wp:docPr id="203144320" name="Rectangle 18" descr="Law Requirements and Safety Issues in FPV Flying"/>
-                <wp:cNvGraphicFramePr>
-                  <a:graphicFrameLocks xmlns:a="http://schemas.openxmlformats.org/drawingml/2006/main" noChangeAspect="1"/>
-                </wp:cNvGraphicFramePr>
-                <a:graphic xmlns:a="http://schemas.openxmlformats.org/drawingml/2006/main">
-                  <a:graphicData uri="http://schemas.microsoft.com/office/word/2010/wordprocessingShape">
-                    <wps:wsp>
-                      <wps:cNvSpPr>
-                        <a:spLocks noChangeAspect="1" noChangeArrowheads="1"/>
-                      </wps:cNvSpPr>
-                      <wps:spPr bwMode="auto">
-                        <a:xfrm>
-                          <a:off x="0" y="0"/>
-                          <a:ext cx="3055595" cy="2037001"/>
-                        </a:xfrm>
-                        <a:prstGeom prst="rect">
-                          <a:avLst/>
-                        </a:prstGeom>
-                        <a:noFill/>
-                        <a:ln>
-                          <a:noFill/>
-                        </a:ln>
-                        <a:extLst>
-                          <a:ext uri="{909E8E84-426E-40DD-AFC4-6F175D3DCCD1}">
-                            <a14:hiddenFill xmlns:a14="http://schemas.microsoft.com/office/drawing/2010/main">
-                              <a:solidFill>
-                                <a:srgbClr val="FFFFFF"/>
-                              </a:solidFill>
-                            </a14:hiddenFill>
-                          </a:ext>
-                          <a:ext uri="{91240B29-F687-4F45-9708-019B960494DF}">
-                            <a14:hiddenLine xmlns:a14="http://schemas.microsoft.com/office/drawing/2010/main" w="9525">
-                              <a:solidFill>
-                                <a:srgbClr val="000000"/>
-                              </a:solidFill>
-                              <a:miter lim="800000"/>
-                              <a:headEnd/>
-                              <a:tailEnd/>
-                            </a14:hiddenLine>
-                          </a:ext>
-                        </a:extLst>
-                      </wps:spPr>
-                      <wps:bodyPr rot="0" vert="horz" wrap="square" lIns="91440" tIns="45720" rIns="91440" bIns="45720" anchor="t" anchorCtr="0" upright="1">
-                        <a:noAutofit/>
-                      </wps:bodyPr>
-                    </wps:wsp>
-                  </a:graphicData>
-                </a:graphic>
-              </wp:inline>
-            </w:drawing>
-          </mc:Choice>
-          <mc:Fallback>
-            <w:pict>
-              <v:rect w14:anchorId="2F41F7BB" id="Rectangle 18" o:spid="_x0000_s1026" alt="Law Requirements and Safety Issues in FPV Flying" style="width:240.6pt;height:160.4pt;visibility:visible;mso-wrap-style:square;mso-left-percent:-10001;mso-top-percent:-10001;mso-position-horizontal:absolute;mso-position-horizontal-relative:char;mso-position-vertical:absolute;mso-position-vertical-relative:line;mso-left-percent:-10001;mso-top-percent:-10001;v-text-anchor:top" o:gfxdata="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" filled="f" stroked="f">
-                <o:lock v:ext="edit" aspectratio="t"/>
-                <w10:anchorlock/>
-              </v:rect>
-            </w:pict>
-          </mc:Fallback>
-        </mc:AlternateContent>
-      </w:r>
-    </w:p>
-    <w:p>
-      <w:pPr>
-        <w:rPr>
-          <w:rFonts w:hint="eastAsia"/>
-        </w:rPr>
-      </w:pPr>
-      <w:r>
         <w:t>Flying FPV drones offers an exhilarating experience that blends technology with the thrill of flight. However, navigating the skies with these sophisticated devices is not just about fun and excitement; it also demands a keen understanding of legal frameworks and stringent adherence to safety protocols. In the United States, the Federal Aviation Administration (FAA) sets forth clear guidelines that every drone enthusiast must follow to ensure safe and lawful operations. This guide aims to provide a comprehensive overview of the </w:t>
       </w:r>
-      <w:hyperlink r:id="rId23" w:history="1">
+      <w:hyperlink r:id="rId21" w:history="1">
         <w:r>
           <w:rPr>
             <w:rStyle w:val="Hyperlink"/>
@@ -7772,83 +6980,8 @@
         <w:t>Do You Need a License to Fly an FPV Drone?</w:t>
       </w:r>
     </w:p>
-    <w:p>
-      <w:r>
-        <w:lastRenderedPageBreak/>
-        <mc:AlternateContent>
-          <mc:Choice Requires="wps">
-            <w:drawing>
-              <wp:inline distT="0" distB="0" distL="0" distR="0" wp14:anchorId="04E4FEE8" wp14:editId="63536587">
-                <wp:extent cx="3219577" cy="2146257"/>
-                <wp:effectExtent l="0" t="0" r="0" b="6985"/>
-                <wp:docPr id="273514195" name="Rectangle 17" descr="Do You Need a License to Fly FPV Drones in US"/>
-                <wp:cNvGraphicFramePr>
-                  <a:graphicFrameLocks xmlns:a="http://schemas.openxmlformats.org/drawingml/2006/main" noChangeAspect="1"/>
-                </wp:cNvGraphicFramePr>
-                <a:graphic xmlns:a="http://schemas.openxmlformats.org/drawingml/2006/main">
-                  <a:graphicData uri="http://schemas.microsoft.com/office/word/2010/wordprocessingShape">
-                    <wps:wsp>
-                      <wps:cNvSpPr>
-                        <a:spLocks noChangeAspect="1" noChangeArrowheads="1"/>
-                      </wps:cNvSpPr>
-                      <wps:spPr bwMode="auto">
-                        <a:xfrm>
-                          <a:off x="0" y="0"/>
-                          <a:ext cx="3219577" cy="2146257"/>
-                        </a:xfrm>
-                        <a:prstGeom prst="rect">
-                          <a:avLst/>
-                        </a:prstGeom>
-                        <a:noFill/>
-                        <a:ln>
-                          <a:noFill/>
-                        </a:ln>
-                        <a:extLst>
-                          <a:ext uri="{909E8E84-426E-40DD-AFC4-6F175D3DCCD1}">
-                            <a14:hiddenFill xmlns:a14="http://schemas.microsoft.com/office/drawing/2010/main">
-                              <a:solidFill>
-                                <a:srgbClr val="FFFFFF"/>
-                              </a:solidFill>
-                            </a14:hiddenFill>
-                          </a:ext>
-                          <a:ext uri="{91240B29-F687-4F45-9708-019B960494DF}">
-                            <a14:hiddenLine xmlns:a14="http://schemas.microsoft.com/office/drawing/2010/main" w="9525">
-                              <a:solidFill>
-                                <a:srgbClr val="000000"/>
-                              </a:solidFill>
-                              <a:miter lim="800000"/>
-                              <a:headEnd/>
-                              <a:tailEnd/>
-                            </a14:hiddenLine>
-                          </a:ext>
-                        </a:extLst>
-                      </wps:spPr>
-                      <wps:bodyPr rot="0" vert="horz" wrap="square" lIns="91440" tIns="45720" rIns="91440" bIns="45720" anchor="t" anchorCtr="0" upright="1">
-                        <a:noAutofit/>
-                      </wps:bodyPr>
-                    </wps:wsp>
-                  </a:graphicData>
-                </a:graphic>
-              </wp:inline>
-            </w:drawing>
-          </mc:Choice>
-          <mc:Fallback>
-            <w:pict>
-              <v:rect w14:anchorId="05E283D7" id="Rectangle 17" o:spid="_x0000_s1026" alt="Do You Need a License to Fly FPV Drones in US" style="width:253.5pt;height:169pt;visibility:visible;mso-wrap-style:square;mso-left-percent:-10001;mso-top-percent:-10001;mso-position-horizontal:absolute;mso-position-horizontal-relative:char;mso-position-vertical:absolute;mso-position-vertical-relative:line;mso-left-percent:-10001;mso-top-percent:-10001;v-text-anchor:top" o:gfxdata="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" filled="f" stroked="f">
-                <o:lock v:ext="edit" aspectratio="t"/>
-                <w10:anchorlock/>
-              </v:rect>
-            </w:pict>
-          </mc:Fallback>
-        </mc:AlternateContent>
-      </w:r>
-    </w:p>
-    <w:p>
-      <w:pPr>
-        <w:rPr>
-          <w:rFonts w:hint="eastAsia"/>
-        </w:rPr>
-      </w:pPr>
+    <w:p/>
+    <w:p>
       <w:r>
         <w:t xml:space="preserve">Flying FPV drones in the United States involves a blend of excitement and responsibility. As </w:t>
       </w:r>
@@ -7862,7 +6995,7 @@
       </w:r>
     </w:p>
     <w:p>
-      <w:hyperlink r:id="rId24" w:history="1">
+      <w:hyperlink r:id="rId22" w:history="1">
         <w:r>
           <w:rPr>
             <w:rStyle w:val="Hyperlink"/>
@@ -7895,7 +7028,7 @@
       <w:r>
         <w:t>It can be a fantastic idea to </w:t>
       </w:r>
-      <w:hyperlink r:id="rId25" w:history="1">
+      <w:hyperlink r:id="rId23" w:history="1">
         <w:r>
           <w:rPr>
             <w:rStyle w:val="Hyperlink"/>
@@ -7922,103 +7055,33 @@
         <w:t>You can take a drone on a plane, but there are specific regulations you need to follow, primarily concerning the drone’s batteries, which are subject to airline and international aviation regulations due to their potential fire hazard.</w:t>
       </w:r>
     </w:p>
+    <w:p/>
+    <w:p>
+      <w:pPr>
+        <w:rPr>
+          <w:b/>
+          <w:bCs/>
+        </w:rPr>
+      </w:pPr>
+      <w:r>
+        <w:rPr>
+          <w:b/>
+          <w:bCs/>
+        </w:rPr>
+        <w:t>How to Waterproof FPV Drones</w:t>
+      </w:r>
+      <w:r>
+        <w:rPr>
+          <w:rFonts w:ascii="MS Gothic" w:eastAsia="MS Gothic" w:hAnsi="MS Gothic" w:cs="MS Gothic" w:hint="eastAsia"/>
+          <w:b/>
+          <w:bCs/>
+        </w:rPr>
+        <w:t>？</w:t>
+      </w:r>
+    </w:p>
     <w:p>
       <w:r>
         <w:lastRenderedPageBreak/>
-        <mc:AlternateContent>
-          <mc:Choice Requires="wps">
-            <w:drawing>
-              <wp:inline distT="0" distB="0" distL="0" distR="0" wp14:anchorId="6013C2C7" wp14:editId="6C151490">
-                <wp:extent cx="3970122" cy="2646566"/>
-                <wp:effectExtent l="0" t="0" r="0" b="1905"/>
-                <wp:docPr id="62787199" name="Rectangle 16" descr="take drone on a plane"/>
-                <wp:cNvGraphicFramePr>
-                  <a:graphicFrameLocks xmlns:a="http://schemas.openxmlformats.org/drawingml/2006/main" noChangeAspect="1"/>
-                </wp:cNvGraphicFramePr>
-                <a:graphic xmlns:a="http://schemas.openxmlformats.org/drawingml/2006/main">
-                  <a:graphicData uri="http://schemas.microsoft.com/office/word/2010/wordprocessingShape">
-                    <wps:wsp>
-                      <wps:cNvSpPr>
-                        <a:spLocks noChangeAspect="1" noChangeArrowheads="1"/>
-                      </wps:cNvSpPr>
-                      <wps:spPr bwMode="auto">
-                        <a:xfrm>
-                          <a:off x="0" y="0"/>
-                          <a:ext cx="3970122" cy="2646566"/>
-                        </a:xfrm>
-                        <a:prstGeom prst="rect">
-                          <a:avLst/>
-                        </a:prstGeom>
-                        <a:noFill/>
-                        <a:ln>
-                          <a:noFill/>
-                        </a:ln>
-                        <a:extLst>
-                          <a:ext uri="{909E8E84-426E-40DD-AFC4-6F175D3DCCD1}">
-                            <a14:hiddenFill xmlns:a14="http://schemas.microsoft.com/office/drawing/2010/main">
-                              <a:solidFill>
-                                <a:srgbClr val="FFFFFF"/>
-                              </a:solidFill>
-                            </a14:hiddenFill>
-                          </a:ext>
-                          <a:ext uri="{91240B29-F687-4F45-9708-019B960494DF}">
-                            <a14:hiddenLine xmlns:a14="http://schemas.microsoft.com/office/drawing/2010/main" w="9525">
-                              <a:solidFill>
-                                <a:srgbClr val="000000"/>
-                              </a:solidFill>
-                              <a:miter lim="800000"/>
-                              <a:headEnd/>
-                              <a:tailEnd/>
-                            </a14:hiddenLine>
-                          </a:ext>
-                        </a:extLst>
-                      </wps:spPr>
-                      <wps:bodyPr rot="0" vert="horz" wrap="square" lIns="91440" tIns="45720" rIns="91440" bIns="45720" anchor="t" anchorCtr="0" upright="1">
-                        <a:noAutofit/>
-                      </wps:bodyPr>
-                    </wps:wsp>
-                  </a:graphicData>
-                </a:graphic>
-              </wp:inline>
-            </w:drawing>
-          </mc:Choice>
-          <mc:Fallback>
-            <w:pict>
-              <v:rect w14:anchorId="241B86A7" id="Rectangle 16" o:spid="_x0000_s1026" alt="take drone on a plane" style="width:312.6pt;height:208.4pt;visibility:visible;mso-wrap-style:square;mso-left-percent:-10001;mso-top-percent:-10001;mso-position-horizontal:absolute;mso-position-horizontal-relative:char;mso-position-vertical:absolute;mso-position-vertical-relative:line;mso-left-percent:-10001;mso-top-percent:-10001;v-text-anchor:top" o:gfxdata="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" filled="f" stroked="f">
-                <o:lock v:ext="edit" aspectratio="t"/>
-                <w10:anchorlock/>
-              </v:rect>
-            </w:pict>
-          </mc:Fallback>
-        </mc:AlternateContent>
-      </w:r>
-    </w:p>
-    <w:p>
-      <w:pPr>
-        <w:rPr>
-          <w:rFonts w:hint="eastAsia"/>
-          <w:b/>
-          <w:bCs/>
-        </w:rPr>
-      </w:pPr>
-      <w:r>
-        <w:rPr>
-          <w:b/>
-          <w:bCs/>
-        </w:rPr>
-        <w:t>How to Waterproof FPV Drones</w:t>
-      </w:r>
-      <w:r>
-        <w:rPr>
-          <w:rFonts w:ascii="MS Gothic" w:eastAsia="MS Gothic" w:hAnsi="MS Gothic" w:cs="MS Gothic" w:hint="eastAsia"/>
-          <w:b/>
-          <w:bCs/>
-        </w:rPr>
-        <w:t>？</w:t>
-      </w:r>
-    </w:p>
-    <w:p>
-      <w:r>
         <w:t xml:space="preserve">An FPV drone’s electronics must be waterproofed </w:t>
       </w:r>
       <w:proofErr w:type="gramStart"/>
@@ -8029,7 +7092,7 @@
       <w:r>
         <w:t xml:space="preserve"> extend its lifespan, and conformal coating is the most popular technique for doing so. You can make sure your drone can fly in harsh weather by shielding its parts from moisture and chemical deterioration after </w:t>
       </w:r>
-      <w:hyperlink r:id="rId26" w:history="1">
+      <w:hyperlink r:id="rId24" w:history="1">
         <w:r>
           <w:rPr>
             <w:rStyle w:val="Hyperlink"/>
@@ -8039,7 +7102,7 @@
           <w:t>waterproofing FPV drones</w:t>
         </w:r>
       </w:hyperlink>
-      <w:hyperlink r:id="rId27" w:history="1">
+      <w:hyperlink r:id="rId25" w:history="1">
         <w:r>
           <w:rPr>
             <w:rStyle w:val="Hyperlink"/>
@@ -8055,81 +7118,10 @@
         <w:t>This article serves as a comprehensive guide on how to waterproof FPV drones using silicone conformal coating to protect their electronics from moisture and water damage. It covers the types of waterproofing materials, the importance of waterproofing for FPV drones, and detailed steps for applying and removing conformal coating. Key points include preparing the drone, applying the coating to critical components without obstructing essential parts, checking for complete coverage, and drying. Additionally, it offers advice on what to do if the drone crashes into water and emphasizes the necessity of waterproofing to enhance the drone’s durability and performance in various environmental conditions.</w:t>
       </w:r>
     </w:p>
-    <w:p>
-      <w:r>
-        <w:lastRenderedPageBreak/>
-        <mc:AlternateContent>
-          <mc:Choice Requires="wps">
-            <w:drawing>
-              <wp:inline distT="0" distB="0" distL="0" distR="0" wp14:anchorId="7124247B" wp14:editId="256731B3">
-                <wp:extent cx="4555439" cy="3036856"/>
-                <wp:effectExtent l="0" t="0" r="0" b="0"/>
-                <wp:docPr id="16045273" name="Rectangle 15" descr="waterproofing FPV drone"/>
-                <wp:cNvGraphicFramePr>
-                  <a:graphicFrameLocks xmlns:a="http://schemas.openxmlformats.org/drawingml/2006/main" noChangeAspect="1"/>
-                </wp:cNvGraphicFramePr>
-                <a:graphic xmlns:a="http://schemas.openxmlformats.org/drawingml/2006/main">
-                  <a:graphicData uri="http://schemas.microsoft.com/office/word/2010/wordprocessingShape">
-                    <wps:wsp>
-                      <wps:cNvSpPr>
-                        <a:spLocks noChangeAspect="1" noChangeArrowheads="1"/>
-                      </wps:cNvSpPr>
-                      <wps:spPr bwMode="auto">
-                        <a:xfrm>
-                          <a:off x="0" y="0"/>
-                          <a:ext cx="4555439" cy="3036856"/>
-                        </a:xfrm>
-                        <a:prstGeom prst="rect">
-                          <a:avLst/>
-                        </a:prstGeom>
-                        <a:noFill/>
-                        <a:ln>
-                          <a:noFill/>
-                        </a:ln>
-                        <a:extLst>
-                          <a:ext uri="{909E8E84-426E-40DD-AFC4-6F175D3DCCD1}">
-                            <a14:hiddenFill xmlns:a14="http://schemas.microsoft.com/office/drawing/2010/main">
-                              <a:solidFill>
-                                <a:srgbClr val="FFFFFF"/>
-                              </a:solidFill>
-                            </a14:hiddenFill>
-                          </a:ext>
-                          <a:ext uri="{91240B29-F687-4F45-9708-019B960494DF}">
-                            <a14:hiddenLine xmlns:a14="http://schemas.microsoft.com/office/drawing/2010/main" w="9525">
-                              <a:solidFill>
-                                <a:srgbClr val="000000"/>
-                              </a:solidFill>
-                              <a:miter lim="800000"/>
-                              <a:headEnd/>
-                              <a:tailEnd/>
-                            </a14:hiddenLine>
-                          </a:ext>
-                        </a:extLst>
-                      </wps:spPr>
-                      <wps:bodyPr rot="0" vert="horz" wrap="square" lIns="91440" tIns="45720" rIns="91440" bIns="45720" anchor="t" anchorCtr="0" upright="1">
-                        <a:noAutofit/>
-                      </wps:bodyPr>
-                    </wps:wsp>
-                  </a:graphicData>
-                </a:graphic>
-              </wp:inline>
-            </w:drawing>
-          </mc:Choice>
-          <mc:Fallback>
-            <w:pict>
-              <v:rect w14:anchorId="5DB910E6" id="Rectangle 15" o:spid="_x0000_s1026" alt="waterproofing FPV drone" style="width:358.7pt;height:239.1pt;visibility:visible;mso-wrap-style:square;mso-left-percent:-10001;mso-top-percent:-10001;mso-position-horizontal:absolute;mso-position-horizontal-relative:char;mso-position-vertical:absolute;mso-position-vertical-relative:line;mso-left-percent:-10001;mso-top-percent:-10001;v-text-anchor:top" o:gfxdata="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" filled="f" stroked="f">
-                <o:lock v:ext="edit" aspectratio="t"/>
-                <w10:anchorlock/>
-              </v:rect>
-            </w:pict>
-          </mc:Fallback>
-        </mc:AlternateContent>
-      </w:r>
-    </w:p>
-    <w:p>
-      <w:pPr>
-        <w:rPr>
-          <w:rFonts w:hint="eastAsia"/>
+    <w:p/>
+    <w:p>
+      <w:pPr>
+        <w:rPr>
           <w:b/>
           <w:bCs/>
         </w:rPr>
@@ -8146,7 +7138,7 @@
       <w:r>
         <w:t>One of the most important steps in creating and perfecting your FPV is </w:t>
       </w:r>
-      <w:hyperlink r:id="rId28" w:history="1">
+      <w:hyperlink r:id="rId26" w:history="1">
         <w:r>
           <w:rPr>
             <w:rStyle w:val="Hyperlink"/>
@@ -8208,7 +7200,7 @@
       </w:r>
     </w:p>
     <w:p>
-      <w:hyperlink r:id="rId29" w:anchor="facebook" w:tgtFrame="_blank" w:tooltip="Facebook" w:history="1">
+      <w:hyperlink r:id="rId27" w:anchor="facebook" w:tgtFrame="_blank" w:tooltip="Facebook" w:history="1">
         <w:proofErr w:type="spellStart"/>
         <w:r>
           <w:rPr>
@@ -8217,7 +7209,7 @@
           <w:t>Facebook</w:t>
         </w:r>
       </w:hyperlink>
-      <w:hyperlink r:id="rId30" w:anchor="facebook_messenger" w:tgtFrame="_blank" w:tooltip="Messenger" w:history="1">
+      <w:hyperlink r:id="rId28" w:anchor="facebook_messenger" w:tgtFrame="_blank" w:tooltip="Messenger" w:history="1">
         <w:r>
           <w:rPr>
             <w:rStyle w:val="Hyperlink"/>
@@ -8225,7 +7217,7 @@
           <w:t>Messenger</w:t>
         </w:r>
       </w:hyperlink>
-      <w:hyperlink r:id="rId31" w:anchor="whatsapp" w:tgtFrame="_blank" w:tooltip="WhatsApp" w:history="1">
+      <w:hyperlink r:id="rId29" w:anchor="whatsapp" w:tgtFrame="_blank" w:tooltip="WhatsApp" w:history="1">
         <w:r>
           <w:rPr>
             <w:rStyle w:val="Hyperlink"/>
@@ -8233,7 +7225,7 @@
           <w:t>WhatsApp</w:t>
         </w:r>
       </w:hyperlink>
-      <w:hyperlink r:id="rId32" w:anchor="reddit" w:tgtFrame="_blank" w:tooltip="Reddit" w:history="1">
+      <w:hyperlink r:id="rId30" w:anchor="reddit" w:tgtFrame="_blank" w:tooltip="Reddit" w:history="1">
         <w:r>
           <w:rPr>
             <w:rStyle w:val="Hyperlink"/>
@@ -8241,7 +7233,7 @@
           <w:t>Reddit</w:t>
         </w:r>
       </w:hyperlink>
-      <w:hyperlink r:id="rId33" w:anchor="twitter" w:tgtFrame="_blank" w:tooltip="Twitter" w:history="1">
+      <w:hyperlink r:id="rId31" w:anchor="twitter" w:tgtFrame="_blank" w:tooltip="Twitter" w:history="1">
         <w:r>
           <w:rPr>
             <w:rStyle w:val="Hyperlink"/>
@@ -8249,7 +7241,7 @@
           <w:t>Twitter</w:t>
         </w:r>
       </w:hyperlink>
-      <w:hyperlink r:id="rId34" w:anchor="tumblr" w:tgtFrame="_blank" w:tooltip="Tumblr" w:history="1">
+      <w:hyperlink r:id="rId32" w:anchor="tumblr" w:tgtFrame="_blank" w:tooltip="Tumblr" w:history="1">
         <w:r>
           <w:rPr>
             <w:rStyle w:val="Hyperlink"/>
@@ -8257,7 +7249,7 @@
           <w:t>Tumblr</w:t>
         </w:r>
       </w:hyperlink>
-      <w:hyperlink r:id="rId35" w:anchor="pinterest" w:tgtFrame="_blank" w:tooltip="Pinterest" w:history="1">
+      <w:hyperlink r:id="rId33" w:anchor="pinterest" w:tgtFrame="_blank" w:tooltip="Pinterest" w:history="1">
         <w:r>
           <w:rPr>
             <w:rStyle w:val="Hyperlink"/>
@@ -8265,7 +7257,7 @@
           <w:t>Pinterest</w:t>
         </w:r>
       </w:hyperlink>
-      <w:hyperlink r:id="rId36" w:anchor="x" w:tgtFrame="_blank" w:tooltip="X" w:history="1">
+      <w:hyperlink r:id="rId34" w:anchor="x" w:tgtFrame="_blank" w:tooltip="X" w:history="1">
         <w:r>
           <w:rPr>
             <w:rStyle w:val="Hyperlink"/>
@@ -13514,9 +12506,9 @@
       <w:lvlJc w:val="left"/>
       <w:pPr>
         <w:tabs>
-          <w:tab w:val="num" w:pos="720"/>
-        </w:tabs>
-        <w:ind w:left="720" w:hanging="360"/>
+          <w:tab w:val="num" w:pos="630"/>
+        </w:tabs>
+        <w:ind w:left="630" w:hanging="360"/>
       </w:pPr>
       <w:rPr>
         <w:rFonts w:ascii="Symbol" w:hAnsi="Symbol" w:hint="default"/>
@@ -13530,9 +12522,9 @@
       <w:lvlJc w:val="left"/>
       <w:pPr>
         <w:tabs>
-          <w:tab w:val="num" w:pos="1440"/>
-        </w:tabs>
-        <w:ind w:left="1440" w:hanging="360"/>
+          <w:tab w:val="num" w:pos="1350"/>
+        </w:tabs>
+        <w:ind w:left="1350" w:hanging="360"/>
       </w:pPr>
       <w:rPr>
         <w:rFonts w:ascii="Courier New" w:hAnsi="Courier New" w:hint="default"/>
@@ -13546,9 +12538,9 @@
       <w:lvlJc w:val="left"/>
       <w:pPr>
         <w:tabs>
-          <w:tab w:val="num" w:pos="2160"/>
-        </w:tabs>
-        <w:ind w:left="2160" w:hanging="360"/>
+          <w:tab w:val="num" w:pos="2070"/>
+        </w:tabs>
+        <w:ind w:left="2070" w:hanging="360"/>
       </w:pPr>
       <w:rPr>
         <w:rFonts w:ascii="Wingdings" w:hAnsi="Wingdings" w:hint="default"/>
@@ -13562,9 +12554,9 @@
       <w:lvlJc w:val="left"/>
       <w:pPr>
         <w:tabs>
-          <w:tab w:val="num" w:pos="2880"/>
-        </w:tabs>
-        <w:ind w:left="2880" w:hanging="360"/>
+          <w:tab w:val="num" w:pos="2790"/>
+        </w:tabs>
+        <w:ind w:left="2790" w:hanging="360"/>
       </w:pPr>
       <w:rPr>
         <w:rFonts w:ascii="Wingdings" w:hAnsi="Wingdings" w:hint="default"/>
@@ -13578,9 +12570,9 @@
       <w:lvlJc w:val="left"/>
       <w:pPr>
         <w:tabs>
-          <w:tab w:val="num" w:pos="3600"/>
-        </w:tabs>
-        <w:ind w:left="3600" w:hanging="360"/>
+          <w:tab w:val="num" w:pos="3510"/>
+        </w:tabs>
+        <w:ind w:left="3510" w:hanging="360"/>
       </w:pPr>
       <w:rPr>
         <w:rFonts w:ascii="Wingdings" w:hAnsi="Wingdings" w:hint="default"/>
@@ -13594,9 +12586,9 @@
       <w:lvlJc w:val="left"/>
       <w:pPr>
         <w:tabs>
-          <w:tab w:val="num" w:pos="4320"/>
-        </w:tabs>
-        <w:ind w:left="4320" w:hanging="360"/>
+          <w:tab w:val="num" w:pos="4230"/>
+        </w:tabs>
+        <w:ind w:left="4230" w:hanging="360"/>
       </w:pPr>
       <w:rPr>
         <w:rFonts w:ascii="Wingdings" w:hAnsi="Wingdings" w:hint="default"/>
@@ -13610,9 +12602,9 @@
       <w:lvlJc w:val="left"/>
       <w:pPr>
         <w:tabs>
-          <w:tab w:val="num" w:pos="5040"/>
-        </w:tabs>
-        <w:ind w:left="5040" w:hanging="360"/>
+          <w:tab w:val="num" w:pos="4950"/>
+        </w:tabs>
+        <w:ind w:left="4950" w:hanging="360"/>
       </w:pPr>
       <w:rPr>
         <w:rFonts w:ascii="Wingdings" w:hAnsi="Wingdings" w:hint="default"/>
@@ -13626,9 +12618,9 @@
       <w:lvlJc w:val="left"/>
       <w:pPr>
         <w:tabs>
-          <w:tab w:val="num" w:pos="5760"/>
-        </w:tabs>
-        <w:ind w:left="5760" w:hanging="360"/>
+          <w:tab w:val="num" w:pos="5670"/>
+        </w:tabs>
+        <w:ind w:left="5670" w:hanging="360"/>
       </w:pPr>
       <w:rPr>
         <w:rFonts w:ascii="Wingdings" w:hAnsi="Wingdings" w:hint="default"/>
@@ -13642,9 +12634,9 @@
       <w:lvlJc w:val="left"/>
       <w:pPr>
         <w:tabs>
-          <w:tab w:val="num" w:pos="6480"/>
-        </w:tabs>
-        <w:ind w:left="6480" w:hanging="360"/>
+          <w:tab w:val="num" w:pos="6390"/>
+        </w:tabs>
+        <w:ind w:left="6390" w:hanging="360"/>
       </w:pPr>
       <w:rPr>
         <w:rFonts w:ascii="Wingdings" w:hAnsi="Wingdings" w:hint="default"/>
@@ -14670,6 +13662,7 @@
   <w:style w:type="character" w:default="1" w:styleId="DefaultParagraphFont">
     <w:name w:val="Default Paragraph Font"/>
     <w:uiPriority w:val="1"/>
+    <w:semiHidden/>
     <w:unhideWhenUsed/>
   </w:style>
   <w:style w:type="table" w:default="1" w:styleId="TableNormal">
